--- a/ROS2.docx
+++ b/ROS2.docx
@@ -3,6 +3,50 @@
 <w:document xmlns:wpc="http://schemas.microsoft.com/office/word/2010/wordprocessingCanvas" xmlns:cx="http://schemas.microsoft.com/office/drawing/2014/chartex" xmlns:cx1="http://schemas.microsoft.com/office/drawing/2015/9/8/chartex" xmlns:mc="http://schemas.openxmlformats.org/markup-compatibility/2006" xmlns:o="urn:schemas-microsoft-com:office:office" xmlns:r="http://schemas.openxmlformats.org/officeDocument/2006/relationships" xmlns:m="http://schemas.openxmlformats.org/officeDocument/2006/math" xmlns:v="urn:schemas-microsoft-com:vml" xmlns:wp14="http://schemas.microsoft.com/office/word/2010/wordprocessingDrawing" xmlns:wp="http://schemas.openxmlformats.org/drawingml/2006/wordprocessingDrawing" xmlns:w10="urn:schemas-microsoft-com:office:word" xmlns:w="http://schemas.openxmlformats.org/wordprocessingml/2006/main" xmlns:w14="http://schemas.microsoft.com/office/word/2010/wordml" xmlns:w15="http://schemas.microsoft.com/office/word/2012/wordml" xmlns:w16se="http://schemas.microsoft.com/office/word/2015/wordml/symex" xmlns:wpg="http://schemas.microsoft.com/office/word/2010/wordprocessingGroup" xmlns:wpi="http://schemas.microsoft.com/office/word/2010/wordprocessingInk" xmlns:wne="http://schemas.microsoft.com/office/word/2006/wordml" xmlns:wps="http://schemas.microsoft.com/office/word/2010/wordprocessingShape" mc:Ignorable="w14 w15 w16se wp14">
   <w:body>
     <w:p>
+      <w:pPr>
+        <w:spacing w:after="0"/>
+      </w:pPr>
+      <w:r>
+        <w:rPr>
+          <w:noProof/>
+          <w:lang w:eastAsia="hu-HU"/>
+        </w:rPr>
+        <w:drawing>
+          <wp:inline distT="0" distB="0" distL="0" distR="0" wp14:anchorId="381FEB51" wp14:editId="792C2901">
+            <wp:extent cx="5760720" cy="4803140"/>
+            <wp:effectExtent l="0" t="0" r="0" b="0"/>
+            <wp:docPr id="1" name="Kép 1"/>
+            <wp:cNvGraphicFramePr>
+              <a:graphicFrameLocks xmlns:a="http://schemas.openxmlformats.org/drawingml/2006/main" noChangeAspect="1"/>
+            </wp:cNvGraphicFramePr>
+            <a:graphic xmlns:a="http://schemas.openxmlformats.org/drawingml/2006/main">
+              <a:graphicData uri="http://schemas.openxmlformats.org/drawingml/2006/picture">
+                <pic:pic xmlns:pic="http://schemas.openxmlformats.org/drawingml/2006/picture">
+                  <pic:nvPicPr>
+                    <pic:cNvPr id="1" name=""/>
+                    <pic:cNvPicPr/>
+                  </pic:nvPicPr>
+                  <pic:blipFill>
+                    <a:blip r:embed="rId5"/>
+                    <a:stretch>
+                      <a:fillRect/>
+                    </a:stretch>
+                  </pic:blipFill>
+                  <pic:spPr>
+                    <a:xfrm>
+                      <a:off x="0" y="0"/>
+                      <a:ext cx="5760720" cy="4803140"/>
+                    </a:xfrm>
+                    <a:prstGeom prst="rect">
+                      <a:avLst/>
+                    </a:prstGeom>
+                  </pic:spPr>
+                </pic:pic>
+              </a:graphicData>
+            </a:graphic>
+          </wp:inline>
+        </w:drawing>
+      </w:r>
       <w:r>
         <w:t>ROS2</w:t>
       </w:r>
@@ -10,24 +54,1651 @@
         <w:br/>
       </w:r>
       <w:r>
+        <w:t xml:space="preserve"># DWA </w:t>
+      </w:r>
+      <w:proofErr w:type="spellStart"/>
+      <w:r>
+        <w:t>Planner</w:t>
+      </w:r>
+      <w:proofErr w:type="spellEnd"/>
+      <w:r>
+        <w:t xml:space="preserve"> Integráció ROS 2 </w:t>
+      </w:r>
+      <w:proofErr w:type="spellStart"/>
+      <w:r>
+        <w:t>Jazzy</w:t>
+      </w:r>
+      <w:proofErr w:type="spellEnd"/>
+      <w:r>
+        <w:t xml:space="preserve"> + </w:t>
+      </w:r>
+      <w:proofErr w:type="spellStart"/>
+      <w:r>
+        <w:t>Gazebo</w:t>
+      </w:r>
+      <w:proofErr w:type="spellEnd"/>
+      <w:r>
+        <w:t xml:space="preserve"> </w:t>
+      </w:r>
+      <w:proofErr w:type="spellStart"/>
+      <w:r>
+        <w:t>Harmonic</w:t>
+      </w:r>
+      <w:proofErr w:type="spellEnd"/>
+      <w:r>
+        <w:t xml:space="preserve"> - Teljes Útmutató</w:t>
+      </w:r>
+    </w:p>
+    <w:p>
+      <w:pPr>
+        <w:spacing w:after="0"/>
+      </w:pPr>
+    </w:p>
+    <w:p>
+      <w:pPr>
+        <w:spacing w:after="0"/>
+      </w:pPr>
+      <w:r>
+        <w:t>## Bevezetés</w:t>
+      </w:r>
+    </w:p>
+    <w:p>
+      <w:pPr>
+        <w:spacing w:after="0"/>
+      </w:pPr>
+      <w:r>
+        <w:t xml:space="preserve">Ez a dokumentum összefoglalja a teljes beszélgetést, amely során egy saját Python-alapú </w:t>
+      </w:r>
+      <w:proofErr w:type="spellStart"/>
+      <w:r>
+        <w:t>Dynamic</w:t>
+      </w:r>
+      <w:proofErr w:type="spellEnd"/>
+      <w:r>
+        <w:t xml:space="preserve"> </w:t>
+      </w:r>
+      <w:proofErr w:type="spellStart"/>
+      <w:r>
+        <w:t>Window</w:t>
+      </w:r>
+      <w:proofErr w:type="spellEnd"/>
+      <w:r>
+        <w:t xml:space="preserve"> </w:t>
+      </w:r>
+      <w:proofErr w:type="spellStart"/>
+      <w:r>
+        <w:t>Approach</w:t>
+      </w:r>
+      <w:proofErr w:type="spellEnd"/>
+      <w:r>
+        <w:t xml:space="preserve"> (DWA) </w:t>
+      </w:r>
+      <w:proofErr w:type="spellStart"/>
+      <w:r>
+        <w:t>path</w:t>
+      </w:r>
+      <w:proofErr w:type="spellEnd"/>
+      <w:r>
+        <w:t xml:space="preserve"> </w:t>
+      </w:r>
+      <w:proofErr w:type="spellStart"/>
+      <w:r>
+        <w:t>planner</w:t>
+      </w:r>
+      <w:proofErr w:type="spellEnd"/>
+      <w:r>
+        <w:t xml:space="preserve">-t integráltunk ROS 2 </w:t>
+      </w:r>
+      <w:proofErr w:type="spellStart"/>
+      <w:r>
+        <w:t>Jazzy</w:t>
+      </w:r>
+      <w:proofErr w:type="spellEnd"/>
+      <w:r>
+        <w:t xml:space="preserve"> és </w:t>
+      </w:r>
+      <w:proofErr w:type="spellStart"/>
+      <w:r>
+        <w:t>Gazebo</w:t>
+      </w:r>
+      <w:proofErr w:type="spellEnd"/>
+      <w:r>
+        <w:t xml:space="preserve"> </w:t>
+      </w:r>
+      <w:proofErr w:type="spellStart"/>
+      <w:r>
+        <w:t>Harmonic</w:t>
+      </w:r>
+      <w:proofErr w:type="spellEnd"/>
+      <w:r>
+        <w:t xml:space="preserve"> környezetbe. A cél az volt, hogy a saját DWA kódod (fix + mozgó akadályokkal) működjön a szimulációban, később pedig </w:t>
+      </w:r>
+      <w:proofErr w:type="spellStart"/>
+      <w:r>
+        <w:t>lidar</w:t>
+      </w:r>
+      <w:proofErr w:type="spellEnd"/>
+      <w:r>
+        <w:t>-alapú valós akadálykerüléssel.</w:t>
+      </w:r>
+    </w:p>
+    <w:p>
+      <w:pPr>
+        <w:spacing w:after="0"/>
+      </w:pPr>
+    </w:p>
+    <w:p>
+      <w:pPr>
+        <w:spacing w:after="0"/>
+      </w:pPr>
+      <w:r>
+        <w:t>## Kezdeti Állapot</w:t>
+      </w:r>
+    </w:p>
+    <w:p>
+      <w:pPr>
+        <w:spacing w:after="0"/>
+      </w:pPr>
+      <w:r>
+        <w:t>- Meglévő saját DWA kód (</w:t>
+      </w:r>
+      <w:proofErr w:type="spellStart"/>
+      <w:r>
+        <w:t>matplotlib</w:t>
+      </w:r>
+      <w:proofErr w:type="spellEnd"/>
+      <w:r>
+        <w:t>-es szimulációval)</w:t>
+      </w:r>
+    </w:p>
+    <w:p>
+      <w:pPr>
+        <w:spacing w:after="0"/>
+      </w:pPr>
+      <w:r>
+        <w:t xml:space="preserve">- Cél: ROS 2 </w:t>
+      </w:r>
+      <w:proofErr w:type="spellStart"/>
+      <w:r>
+        <w:t>Jazzy</w:t>
+      </w:r>
+      <w:proofErr w:type="spellEnd"/>
+      <w:r>
+        <w:t xml:space="preserve"> + </w:t>
+      </w:r>
+      <w:proofErr w:type="spellStart"/>
+      <w:r>
+        <w:t>Gazebo</w:t>
+      </w:r>
+      <w:proofErr w:type="spellEnd"/>
+      <w:r>
+        <w:t xml:space="preserve"> </w:t>
+      </w:r>
+      <w:proofErr w:type="spellStart"/>
+      <w:r>
+        <w:t>Harmonic</w:t>
+      </w:r>
+      <w:proofErr w:type="spellEnd"/>
+      <w:r>
+        <w:t xml:space="preserve"> integráció</w:t>
+      </w:r>
+    </w:p>
+    <w:p>
+      <w:pPr>
+        <w:spacing w:after="0"/>
+      </w:pPr>
+      <w:r>
+        <w:t>- Kívánság: saját kód lényegi részeinek megtartása, csak a szükséges ROS/</w:t>
+      </w:r>
+      <w:proofErr w:type="spellStart"/>
+      <w:r>
+        <w:t>Gazebo</w:t>
+      </w:r>
+      <w:proofErr w:type="spellEnd"/>
+      <w:r>
+        <w:t xml:space="preserve"> rétegek hozzáadása</w:t>
+      </w:r>
+    </w:p>
+    <w:p>
+      <w:pPr>
+        <w:spacing w:after="0"/>
+      </w:pPr>
+    </w:p>
+    <w:p>
+      <w:pPr>
+        <w:spacing w:after="0"/>
+      </w:pPr>
+      <w:r>
+        <w:t>## Problémák és Megoldások</w:t>
+      </w:r>
+    </w:p>
+    <w:p>
+      <w:pPr>
+        <w:spacing w:after="0"/>
+      </w:pPr>
+    </w:p>
+    <w:p>
+      <w:pPr>
+        <w:spacing w:after="0"/>
+      </w:pPr>
+      <w:r>
+        <w:t xml:space="preserve">### 1. ROS 2 </w:t>
+      </w:r>
+      <w:proofErr w:type="spellStart"/>
+      <w:r>
+        <w:t>Workspace</w:t>
+      </w:r>
+      <w:proofErr w:type="spellEnd"/>
+      <w:r>
+        <w:t xml:space="preserve"> és Csomag Létrehozása</w:t>
+      </w:r>
+    </w:p>
+    <w:p>
+      <w:pPr>
+        <w:spacing w:after="0"/>
+      </w:pPr>
+      <w:r>
+        <w:t xml:space="preserve">- `ros2 </w:t>
+      </w:r>
+      <w:proofErr w:type="spellStart"/>
+      <w:r>
+        <w:t>pkg</w:t>
+      </w:r>
+      <w:proofErr w:type="spellEnd"/>
+      <w:r>
+        <w:t xml:space="preserve"> </w:t>
+      </w:r>
+      <w:proofErr w:type="spellStart"/>
+      <w:r>
+        <w:t>create</w:t>
+      </w:r>
+      <w:proofErr w:type="spellEnd"/>
+      <w:r>
+        <w:t xml:space="preserve"> --</w:t>
+      </w:r>
+      <w:proofErr w:type="spellStart"/>
+      <w:r>
+        <w:t>build-type</w:t>
+      </w:r>
+      <w:proofErr w:type="spellEnd"/>
+      <w:r>
+        <w:t xml:space="preserve"> </w:t>
+      </w:r>
+      <w:proofErr w:type="spellStart"/>
+      <w:r>
+        <w:t>ament_python</w:t>
+      </w:r>
+      <w:proofErr w:type="spellEnd"/>
+      <w:r>
+        <w:t xml:space="preserve"> </w:t>
+      </w:r>
+      <w:proofErr w:type="spellStart"/>
+      <w:r>
+        <w:t>dwa_planner</w:t>
+      </w:r>
+      <w:proofErr w:type="spellEnd"/>
+      <w:proofErr w:type="gramStart"/>
+      <w:r>
+        <w:t>`</w:t>
+      </w:r>
+      <w:proofErr w:type="gramEnd"/>
+    </w:p>
+    <w:p>
+      <w:pPr>
+        <w:spacing w:after="0"/>
+      </w:pPr>
+      <w:r>
+        <w:t xml:space="preserve">- `setup.py` </w:t>
+      </w:r>
+      <w:proofErr w:type="spellStart"/>
+      <w:r>
+        <w:t>entry_points</w:t>
+      </w:r>
+      <w:proofErr w:type="spellEnd"/>
+      <w:r>
+        <w:t xml:space="preserve"> helyes beállítása (`</w:t>
+      </w:r>
+      <w:proofErr w:type="spellStart"/>
+      <w:r>
+        <w:t>dwa_node</w:t>
+      </w:r>
+      <w:proofErr w:type="spellEnd"/>
+      <w:r>
+        <w:t xml:space="preserve"> = </w:t>
+      </w:r>
+      <w:proofErr w:type="spellStart"/>
+      <w:r>
+        <w:t>dwa_planner.dwa_node</w:t>
+      </w:r>
+      <w:proofErr w:type="gramStart"/>
+      <w:r>
+        <w:t>:main</w:t>
+      </w:r>
+      <w:proofErr w:type="spellEnd"/>
+      <w:proofErr w:type="gramEnd"/>
+      <w:r>
+        <w:t>`)</w:t>
+      </w:r>
+    </w:p>
+    <w:p>
+      <w:pPr>
+        <w:spacing w:after="0"/>
+      </w:pPr>
+      <w:r>
+        <w:t>- `package.xml` függőségek: `</w:t>
+      </w:r>
+      <w:proofErr w:type="spellStart"/>
+      <w:proofErr w:type="gramStart"/>
+      <w:r>
+        <w:t>rclpy</w:t>
+      </w:r>
+      <w:proofErr w:type="spellEnd"/>
+      <w:r>
+        <w:t>`</w:t>
+      </w:r>
+      <w:proofErr w:type="gramEnd"/>
+      <w:r>
+        <w:t>, `</w:t>
+      </w:r>
+      <w:proofErr w:type="spellStart"/>
+      <w:r>
+        <w:t>geometry_msgs</w:t>
+      </w:r>
+      <w:proofErr w:type="spellEnd"/>
+      <w:r>
+        <w:t>`, `</w:t>
+      </w:r>
+      <w:proofErr w:type="spellStart"/>
+      <w:r>
+        <w:t>nav_msgs</w:t>
+      </w:r>
+      <w:proofErr w:type="spellEnd"/>
+      <w:r>
+        <w:t>`</w:t>
+      </w:r>
+    </w:p>
+    <w:p>
+      <w:pPr>
+        <w:spacing w:after="0"/>
+      </w:pPr>
+    </w:p>
+    <w:p>
+      <w:pPr>
+        <w:spacing w:after="0"/>
+      </w:pPr>
+      <w:r>
+        <w:t xml:space="preserve">### 2. </w:t>
+      </w:r>
+      <w:proofErr w:type="spellStart"/>
+      <w:r>
+        <w:t>Node</w:t>
+      </w:r>
+      <w:proofErr w:type="spellEnd"/>
+      <w:r>
+        <w:t xml:space="preserve"> Átírása</w:t>
+      </w:r>
+    </w:p>
+    <w:p>
+      <w:pPr>
+        <w:spacing w:after="0"/>
+      </w:pPr>
+      <w:r>
+        <w:lastRenderedPageBreak/>
+        <w:t>- `dwa_node.py` létrehozása</w:t>
+      </w:r>
+    </w:p>
+    <w:p>
+      <w:pPr>
+        <w:spacing w:after="0"/>
+      </w:pPr>
+      <w:r>
+        <w:t xml:space="preserve">- ROS 2 </w:t>
+      </w:r>
+      <w:proofErr w:type="spellStart"/>
+      <w:r>
+        <w:t>Node</w:t>
+      </w:r>
+      <w:proofErr w:type="spellEnd"/>
+      <w:r>
+        <w:t xml:space="preserve"> osztály (`</w:t>
+      </w:r>
+      <w:proofErr w:type="spellStart"/>
+      <w:proofErr w:type="gramStart"/>
+      <w:r>
+        <w:t>DWANode</w:t>
+      </w:r>
+      <w:proofErr w:type="spellEnd"/>
+      <w:r>
+        <w:t>`</w:t>
+      </w:r>
+      <w:proofErr w:type="gramEnd"/>
+      <w:r>
+        <w:t>)</w:t>
+      </w:r>
+    </w:p>
+    <w:p>
+      <w:pPr>
+        <w:spacing w:after="0"/>
+      </w:pPr>
+      <w:r>
+        <w:t>- `/</w:t>
+      </w:r>
+      <w:proofErr w:type="spellStart"/>
+      <w:r>
+        <w:t>cmd_</w:t>
+      </w:r>
+      <w:proofErr w:type="gramStart"/>
+      <w:r>
+        <w:t>vel</w:t>
+      </w:r>
+      <w:proofErr w:type="spellEnd"/>
+      <w:r>
+        <w:t xml:space="preserve">` </w:t>
+      </w:r>
+      <w:proofErr w:type="spellStart"/>
+      <w:r>
+        <w:t>publisher</w:t>
+      </w:r>
+      <w:proofErr w:type="spellEnd"/>
+      <w:proofErr w:type="gramEnd"/>
+    </w:p>
+    <w:p>
+      <w:pPr>
+        <w:spacing w:after="0"/>
+      </w:pPr>
+      <w:r>
+        <w:t>- `/</w:t>
+      </w:r>
+      <w:proofErr w:type="spellStart"/>
+      <w:proofErr w:type="gramStart"/>
+      <w:r>
+        <w:t>odom</w:t>
+      </w:r>
+      <w:proofErr w:type="spellEnd"/>
+      <w:r>
+        <w:t xml:space="preserve">` </w:t>
+      </w:r>
+      <w:proofErr w:type="spellStart"/>
+      <w:r>
+        <w:t>subscriber</w:t>
+      </w:r>
+      <w:proofErr w:type="spellEnd"/>
+      <w:proofErr w:type="gramEnd"/>
+      <w:r>
+        <w:t xml:space="preserve"> (robot állapot frissítése)</w:t>
+      </w:r>
+    </w:p>
+    <w:p>
+      <w:pPr>
+        <w:spacing w:after="0"/>
+      </w:pPr>
+      <w:r>
+        <w:t xml:space="preserve">- </w:t>
+      </w:r>
+      <w:proofErr w:type="spellStart"/>
+      <w:r>
+        <w:t>Timer</w:t>
+      </w:r>
+      <w:proofErr w:type="spellEnd"/>
+      <w:r>
+        <w:t xml:space="preserve"> </w:t>
+      </w:r>
+      <w:proofErr w:type="spellStart"/>
+      <w:r>
+        <w:t>callback</w:t>
+      </w:r>
+      <w:proofErr w:type="spellEnd"/>
+      <w:r>
+        <w:t xml:space="preserve"> a DWA döntéshez</w:t>
+      </w:r>
+    </w:p>
+    <w:p>
+      <w:pPr>
+        <w:spacing w:after="0"/>
+      </w:pPr>
+      <w:r>
+        <w:t>- Fix akadálylista (`</w:t>
+      </w:r>
+      <w:proofErr w:type="spellStart"/>
+      <w:r>
+        <w:t>self.obstacle_list</w:t>
+      </w:r>
+      <w:proofErr w:type="spellEnd"/>
+      <w:r>
+        <w:t>`) megtartása</w:t>
+      </w:r>
+    </w:p>
+    <w:p>
+      <w:pPr>
+        <w:spacing w:after="0"/>
+      </w:pPr>
+    </w:p>
+    <w:p>
+      <w:pPr>
+        <w:spacing w:after="0"/>
+      </w:pPr>
+      <w:r>
+        <w:t xml:space="preserve">### 3. </w:t>
+      </w:r>
+      <w:proofErr w:type="spellStart"/>
+      <w:r>
+        <w:t>Build</w:t>
+      </w:r>
+      <w:proofErr w:type="spellEnd"/>
+      <w:r>
+        <w:t xml:space="preserve"> és Futtatási Problémák</w:t>
+      </w:r>
+    </w:p>
+    <w:p>
+      <w:pPr>
+        <w:spacing w:after="0"/>
+      </w:pPr>
+      <w:r>
+        <w:t xml:space="preserve">- `colcon </w:t>
+      </w:r>
+      <w:proofErr w:type="spellStart"/>
+      <w:r>
+        <w:t>build</w:t>
+      </w:r>
+      <w:proofErr w:type="spellEnd"/>
+      <w:r>
+        <w:t xml:space="preserve"> --</w:t>
+      </w:r>
+      <w:proofErr w:type="spellStart"/>
+      <w:r>
+        <w:t>symlink-install</w:t>
+      </w:r>
+      <w:proofErr w:type="spellEnd"/>
+      <w:r>
+        <w:t xml:space="preserve"> --</w:t>
+      </w:r>
+      <w:proofErr w:type="spellStart"/>
+      <w:r>
+        <w:t>packages-select</w:t>
+      </w:r>
+      <w:proofErr w:type="spellEnd"/>
+      <w:r>
+        <w:t xml:space="preserve"> </w:t>
+      </w:r>
+      <w:proofErr w:type="spellStart"/>
+      <w:r>
+        <w:t>dwa_planner</w:t>
+      </w:r>
+      <w:proofErr w:type="spellEnd"/>
+      <w:proofErr w:type="gramStart"/>
+      <w:r>
+        <w:t>`</w:t>
+      </w:r>
+      <w:proofErr w:type="gramEnd"/>
+    </w:p>
+    <w:p>
+      <w:pPr>
+        <w:spacing w:after="0"/>
+      </w:pPr>
+      <w:r>
+        <w:t>- `</w:t>
+      </w:r>
+      <w:proofErr w:type="spellStart"/>
+      <w:r>
+        <w:t>source</w:t>
+      </w:r>
+      <w:proofErr w:type="spellEnd"/>
+      <w:r>
+        <w:t xml:space="preserve"> </w:t>
+      </w:r>
+      <w:proofErr w:type="spellStart"/>
+      <w:r>
+        <w:t>install</w:t>
+      </w:r>
+      <w:proofErr w:type="spellEnd"/>
+      <w:r>
+        <w:t>/</w:t>
+      </w:r>
+      <w:proofErr w:type="spellStart"/>
+      <w:r>
+        <w:t>setup.bash</w:t>
+      </w:r>
+      <w:proofErr w:type="spellEnd"/>
+      <w:r>
+        <w:t>` minden terminálban</w:t>
+      </w:r>
+    </w:p>
+    <w:p>
+      <w:pPr>
+        <w:spacing w:after="0"/>
+      </w:pPr>
+      <w:r>
+        <w:t xml:space="preserve">- `setup.py` </w:t>
+      </w:r>
+      <w:proofErr w:type="spellStart"/>
+      <w:r>
+        <w:t>data_files</w:t>
+      </w:r>
+      <w:proofErr w:type="spellEnd"/>
+      <w:r>
+        <w:t xml:space="preserve"> rész kiegészítése </w:t>
+      </w:r>
+      <w:proofErr w:type="spellStart"/>
+      <w:r>
+        <w:t>launch</w:t>
+      </w:r>
+      <w:proofErr w:type="spellEnd"/>
+      <w:r>
+        <w:t xml:space="preserve"> fájlokhoz</w:t>
+      </w:r>
+    </w:p>
+    <w:p>
+      <w:pPr>
+        <w:spacing w:after="0"/>
+      </w:pPr>
+    </w:p>
+    <w:p>
+      <w:pPr>
+        <w:spacing w:after="0"/>
+      </w:pPr>
+      <w:r>
+        <w:t xml:space="preserve">### 4. </w:t>
+      </w:r>
+      <w:proofErr w:type="spellStart"/>
+      <w:r>
+        <w:t>Gazebo</w:t>
+      </w:r>
+      <w:proofErr w:type="spellEnd"/>
+      <w:r>
+        <w:t xml:space="preserve"> Integráció</w:t>
+      </w:r>
+    </w:p>
+    <w:p>
+      <w:pPr>
+        <w:spacing w:after="0"/>
+      </w:pPr>
+      <w:r>
+        <w:t xml:space="preserve">- Kezdetben üres világ + </w:t>
+      </w:r>
+      <w:proofErr w:type="spellStart"/>
+      <w:r>
+        <w:t>diff_drive</w:t>
+      </w:r>
+      <w:proofErr w:type="spellEnd"/>
+      <w:r>
+        <w:t xml:space="preserve"> modell próbálkozás (sikertelen modell hiány miatt)</w:t>
+      </w:r>
+    </w:p>
+    <w:p>
+      <w:pPr>
+        <w:spacing w:after="0"/>
+      </w:pPr>
+      <w:r>
+        <w:t xml:space="preserve">- Áttérés TurtleBot3 </w:t>
+      </w:r>
+      <w:proofErr w:type="spellStart"/>
+      <w:r>
+        <w:t>Gazebo-ra</w:t>
+      </w:r>
+      <w:proofErr w:type="spellEnd"/>
+      <w:r>
+        <w:t xml:space="preserve"> (`turtlebot3_</w:t>
+      </w:r>
+      <w:proofErr w:type="gramStart"/>
+      <w:r>
+        <w:t>gazebo`</w:t>
+      </w:r>
+      <w:proofErr w:type="gramEnd"/>
+      <w:r>
+        <w:t>)</w:t>
+      </w:r>
+    </w:p>
+    <w:p>
+      <w:pPr>
+        <w:spacing w:after="0"/>
+      </w:pPr>
+      <w:r>
+        <w:t>- `TURTLEBOT3_MODEL=</w:t>
+      </w:r>
+      <w:proofErr w:type="spellStart"/>
+      <w:proofErr w:type="gramStart"/>
+      <w:r>
+        <w:t>waffle</w:t>
+      </w:r>
+      <w:proofErr w:type="spellEnd"/>
+      <w:r>
+        <w:t>` exportálás</w:t>
+      </w:r>
+      <w:proofErr w:type="gramEnd"/>
+    </w:p>
+    <w:p>
+      <w:pPr>
+        <w:spacing w:after="0"/>
+      </w:pPr>
+      <w:r>
+        <w:t xml:space="preserve">- </w:t>
+      </w:r>
+      <w:proofErr w:type="spellStart"/>
+      <w:r>
+        <w:t>Lidar</w:t>
+      </w:r>
+      <w:proofErr w:type="spellEnd"/>
+      <w:r>
+        <w:t xml:space="preserve"> (`/</w:t>
+      </w:r>
+      <w:proofErr w:type="spellStart"/>
+      <w:proofErr w:type="gramStart"/>
+      <w:r>
+        <w:t>scan</w:t>
+      </w:r>
+      <w:proofErr w:type="spellEnd"/>
+      <w:r>
+        <w:t>`</w:t>
+      </w:r>
+      <w:proofErr w:type="gramEnd"/>
+      <w:r>
+        <w:t xml:space="preserve">) és </w:t>
+      </w:r>
+      <w:proofErr w:type="spellStart"/>
+      <w:r>
+        <w:t>odometry</w:t>
+      </w:r>
+      <w:proofErr w:type="spellEnd"/>
+      <w:r>
+        <w:t xml:space="preserve"> (`/</w:t>
+      </w:r>
+      <w:proofErr w:type="spellStart"/>
+      <w:r>
+        <w:t>odom</w:t>
+      </w:r>
+      <w:proofErr w:type="spellEnd"/>
+      <w:r>
+        <w:t>`) elérhetővé tétele</w:t>
+      </w:r>
+    </w:p>
+    <w:p>
+      <w:pPr>
+        <w:spacing w:after="0"/>
+      </w:pPr>
+    </w:p>
+    <w:p>
+      <w:pPr>
+        <w:spacing w:after="0"/>
+      </w:pPr>
+      <w:r>
+        <w:t>### 5. Vezérlési Problémák Megoldása</w:t>
+      </w:r>
+    </w:p>
+    <w:p>
+      <w:pPr>
+        <w:spacing w:after="0"/>
+      </w:pPr>
+      <w:r>
+        <w:t>- `/</w:t>
+      </w:r>
+      <w:proofErr w:type="spellStart"/>
+      <w:r>
+        <w:t>cmd_</w:t>
+      </w:r>
+      <w:proofErr w:type="gramStart"/>
+      <w:r>
+        <w:t>vel</w:t>
+      </w:r>
+      <w:proofErr w:type="spellEnd"/>
+      <w:r>
+        <w:t xml:space="preserve">` </w:t>
+      </w:r>
+      <w:proofErr w:type="spellStart"/>
+      <w:r>
+        <w:t>topic</w:t>
+      </w:r>
+      <w:proofErr w:type="spellEnd"/>
+      <w:proofErr w:type="gramEnd"/>
+      <w:r>
+        <w:t xml:space="preserve"> </w:t>
+      </w:r>
+      <w:proofErr w:type="spellStart"/>
+      <w:r>
+        <w:t>bridge</w:t>
+      </w:r>
+      <w:proofErr w:type="spellEnd"/>
+      <w:r>
+        <w:t xml:space="preserve"> problémák</w:t>
+      </w:r>
+    </w:p>
+    <w:p>
+      <w:pPr>
+        <w:spacing w:after="0"/>
+      </w:pPr>
+      <w:r>
+        <w:t>- Explicit `</w:t>
+      </w:r>
+      <w:proofErr w:type="spellStart"/>
+      <w:r>
+        <w:t>ros_gz_</w:t>
+      </w:r>
+      <w:proofErr w:type="gramStart"/>
+      <w:r>
+        <w:t>bridge</w:t>
+      </w:r>
+      <w:proofErr w:type="spellEnd"/>
+      <w:r>
+        <w:t>` hozzáadása</w:t>
+      </w:r>
+      <w:proofErr w:type="gramEnd"/>
+      <w:r>
+        <w:t xml:space="preserve"> a </w:t>
+      </w:r>
+      <w:proofErr w:type="spellStart"/>
+      <w:r>
+        <w:t>launch</w:t>
+      </w:r>
+      <w:proofErr w:type="spellEnd"/>
+      <w:r>
+        <w:t xml:space="preserve"> fájlhoz</w:t>
+      </w:r>
+    </w:p>
+    <w:p>
+      <w:pPr>
+        <w:spacing w:after="0"/>
+      </w:pPr>
+      <w:r>
+        <w:t xml:space="preserve">- Manuális teszt: `ros2 </w:t>
+      </w:r>
+      <w:proofErr w:type="spellStart"/>
+      <w:r>
+        <w:t>topic</w:t>
+      </w:r>
+      <w:proofErr w:type="spellEnd"/>
+      <w:r>
+        <w:t xml:space="preserve"> pub /</w:t>
+      </w:r>
+      <w:proofErr w:type="spellStart"/>
+      <w:r>
+        <w:t>cmd_</w:t>
+      </w:r>
+      <w:proofErr w:type="gramStart"/>
+      <w:r>
+        <w:t>vel</w:t>
+      </w:r>
+      <w:proofErr w:type="spellEnd"/>
+      <w:r>
+        <w:t xml:space="preserve"> ..</w:t>
+      </w:r>
+      <w:proofErr w:type="gramEnd"/>
+      <w:r>
+        <w:t>.`</w:t>
+      </w:r>
+    </w:p>
+    <w:p>
+      <w:pPr>
+        <w:spacing w:after="0"/>
+      </w:pPr>
+      <w:r>
+        <w:t xml:space="preserve">- Sebesség korlátozás (`v = </w:t>
+      </w:r>
+      <w:proofErr w:type="gramStart"/>
+      <w:r>
+        <w:t>min(</w:t>
+      </w:r>
+      <w:proofErr w:type="gramEnd"/>
+      <w:r>
+        <w:t>v, 0.12)`) az ugrálás ellen</w:t>
+      </w:r>
+    </w:p>
+    <w:p>
+      <w:pPr>
+        <w:spacing w:after="0"/>
+      </w:pPr>
+    </w:p>
+    <w:p>
+      <w:pPr>
+        <w:spacing w:after="0"/>
+      </w:pPr>
+      <w:r>
+        <w:t>### 6. Jelenlegi Állapot (2026.03.24.)</w:t>
+      </w:r>
+    </w:p>
+    <w:p>
+      <w:pPr>
+        <w:spacing w:after="0"/>
+      </w:pPr>
+      <w:r>
+        <w:t>- A robot **mozog előre** a saját DWA logikája alapján (`v ≈ 0.21 m/</w:t>
+      </w:r>
+      <w:proofErr w:type="gramStart"/>
+      <w:r>
+        <w:t>s`</w:t>
+      </w:r>
+      <w:proofErr w:type="gramEnd"/>
+      <w:r>
+        <w:t>)</w:t>
+      </w:r>
+    </w:p>
+    <w:p>
+      <w:pPr>
+        <w:spacing w:after="0"/>
+      </w:pPr>
+      <w:r>
+        <w:t>- Parancsok láthatóak a `/</w:t>
+      </w:r>
+      <w:proofErr w:type="spellStart"/>
+      <w:r>
+        <w:t>cmd_</w:t>
+      </w:r>
+      <w:proofErr w:type="gramStart"/>
+      <w:r>
+        <w:t>vel</w:t>
+      </w:r>
+      <w:proofErr w:type="spellEnd"/>
+      <w:r>
+        <w:t xml:space="preserve">` </w:t>
+      </w:r>
+      <w:proofErr w:type="spellStart"/>
+      <w:r>
+        <w:t>topic-on</w:t>
+      </w:r>
+      <w:proofErr w:type="spellEnd"/>
+      <w:proofErr w:type="gramEnd"/>
+    </w:p>
+    <w:p>
+      <w:pPr>
+        <w:spacing w:after="0"/>
+      </w:pPr>
+      <w:r>
+        <w:t>- Fix akadálylista aktív (statikus + mozgó akadályok)</w:t>
+      </w:r>
+    </w:p>
+    <w:p>
+      <w:pPr>
+        <w:spacing w:after="0"/>
+      </w:pPr>
+      <w:r>
+        <w:t xml:space="preserve">- </w:t>
+      </w:r>
+      <w:proofErr w:type="spellStart"/>
+      <w:r>
+        <w:t>Lidar</w:t>
+      </w:r>
+      <w:proofErr w:type="spellEnd"/>
+      <w:r>
+        <w:t xml:space="preserve"> pontok jönnek (`/</w:t>
+      </w:r>
+      <w:proofErr w:type="spellStart"/>
+      <w:proofErr w:type="gramStart"/>
+      <w:r>
+        <w:t>scan</w:t>
+      </w:r>
+      <w:proofErr w:type="spellEnd"/>
+      <w:r>
+        <w:t>`</w:t>
+      </w:r>
+      <w:proofErr w:type="gramEnd"/>
+      <w:r>
+        <w:t>), de még nem használja a DWA döntésben</w:t>
+      </w:r>
+    </w:p>
+    <w:p>
+      <w:pPr>
+        <w:spacing w:after="0"/>
+      </w:pPr>
+      <w:r>
+        <w:t xml:space="preserve">- A robot néha ugrál (fizikai </w:t>
+      </w:r>
+      <w:proofErr w:type="spellStart"/>
+      <w:r>
+        <w:t>tuning</w:t>
+      </w:r>
+      <w:proofErr w:type="spellEnd"/>
+      <w:r>
+        <w:t xml:space="preserve"> szükséges)</w:t>
+      </w:r>
+    </w:p>
+    <w:p>
+      <w:pPr>
+        <w:spacing w:after="0"/>
+      </w:pPr>
+    </w:p>
+    <w:p>
+      <w:pPr>
+        <w:spacing w:after="0"/>
+      </w:pPr>
+      <w:r>
+        <w:t>## Jelenlegi Fájlok</w:t>
+      </w:r>
+    </w:p>
+    <w:p>
+      <w:pPr>
+        <w:spacing w:after="0"/>
+      </w:pPr>
+    </w:p>
+    <w:p>
+      <w:pPr>
+        <w:spacing w:after="0"/>
+      </w:pPr>
+      <w:r>
+        <w:t>### Fő fájl: `dwa_node.py</w:t>
+      </w:r>
+      <w:proofErr w:type="gramStart"/>
+      <w:r>
+        <w:t>`</w:t>
+      </w:r>
+      <w:proofErr w:type="gramEnd"/>
+    </w:p>
+    <w:p>
+      <w:pPr>
+        <w:spacing w:after="0"/>
+      </w:pPr>
+      <w:r>
+        <w:t>- Teljes DWA logika (</w:t>
+      </w:r>
+      <w:proofErr w:type="spellStart"/>
+      <w:r>
+        <w:t>optimisation</w:t>
+      </w:r>
+      <w:proofErr w:type="spellEnd"/>
+      <w:r>
+        <w:t xml:space="preserve">, </w:t>
+      </w:r>
+      <w:proofErr w:type="spellStart"/>
+      <w:r>
+        <w:t>safepairs</w:t>
+      </w:r>
+      <w:proofErr w:type="spellEnd"/>
+      <w:r>
+        <w:t xml:space="preserve">, </w:t>
+      </w:r>
+      <w:proofErr w:type="spellStart"/>
+      <w:r>
+        <w:t>get_dist_on_trajectory</w:t>
+      </w:r>
+      <w:proofErr w:type="spellEnd"/>
+      <w:r>
+        <w:t xml:space="preserve"> stb.)</w:t>
+      </w:r>
+    </w:p>
+    <w:p>
+      <w:pPr>
+        <w:spacing w:after="0"/>
+      </w:pPr>
+      <w:r>
+        <w:t>- Fix akadálylista a kódban</w:t>
+      </w:r>
+    </w:p>
+    <w:p>
+      <w:pPr>
+        <w:spacing w:after="0"/>
+      </w:pPr>
+      <w:r>
+        <w:t>- `/</w:t>
+      </w:r>
+      <w:proofErr w:type="spellStart"/>
+      <w:r>
+        <w:t>cmd_</w:t>
+      </w:r>
+      <w:proofErr w:type="gramStart"/>
+      <w:r>
+        <w:t>vel</w:t>
+      </w:r>
+      <w:proofErr w:type="spellEnd"/>
+      <w:r>
+        <w:t>` publikálás</w:t>
+      </w:r>
+      <w:proofErr w:type="gramEnd"/>
+    </w:p>
+    <w:p>
+      <w:pPr>
+        <w:spacing w:after="0"/>
+      </w:pPr>
+      <w:r>
+        <w:t>- `/</w:t>
+      </w:r>
+      <w:proofErr w:type="spellStart"/>
+      <w:proofErr w:type="gramStart"/>
+      <w:r>
+        <w:t>odom</w:t>
+      </w:r>
+      <w:proofErr w:type="spellEnd"/>
+      <w:r>
+        <w:t>` és</w:t>
+      </w:r>
+      <w:proofErr w:type="gramEnd"/>
+      <w:r>
+        <w:t xml:space="preserve"> `/</w:t>
+      </w:r>
+      <w:proofErr w:type="spellStart"/>
+      <w:r>
+        <w:t>scan</w:t>
+      </w:r>
+      <w:proofErr w:type="spellEnd"/>
+      <w:r>
+        <w:t xml:space="preserve">` </w:t>
+      </w:r>
+      <w:proofErr w:type="spellStart"/>
+      <w:r>
+        <w:t>subscriber</w:t>
+      </w:r>
+      <w:proofErr w:type="spellEnd"/>
+      <w:r>
+        <w:t xml:space="preserve"> (utóbbi még nem aktív a döntésben)</w:t>
+      </w:r>
+    </w:p>
+    <w:p>
+      <w:pPr>
+        <w:spacing w:after="0"/>
+      </w:pPr>
+    </w:p>
+    <w:p>
+      <w:pPr>
+        <w:spacing w:after="0"/>
+      </w:pPr>
+      <w:r>
+        <w:t xml:space="preserve">### </w:t>
+      </w:r>
+      <w:proofErr w:type="spellStart"/>
+      <w:r>
+        <w:t>Launch</w:t>
+      </w:r>
+      <w:proofErr w:type="spellEnd"/>
+      <w:r>
+        <w:t xml:space="preserve"> fájl: `dwa_turtlebot_lidar.launch.py</w:t>
+      </w:r>
+      <w:proofErr w:type="gramStart"/>
+      <w:r>
+        <w:t>`</w:t>
+      </w:r>
+      <w:proofErr w:type="gramEnd"/>
+    </w:p>
+    <w:p>
+      <w:pPr>
+        <w:spacing w:after="0"/>
+      </w:pPr>
+      <w:r>
+        <w:t xml:space="preserve">- TurtleBot3 </w:t>
+      </w:r>
+      <w:proofErr w:type="spellStart"/>
+      <w:r>
+        <w:t>waffle</w:t>
+      </w:r>
+      <w:proofErr w:type="spellEnd"/>
+      <w:r>
+        <w:t xml:space="preserve"> modell + világ</w:t>
+      </w:r>
+    </w:p>
+    <w:p>
+      <w:pPr>
+        <w:spacing w:after="0"/>
+      </w:pPr>
+      <w:r>
+        <w:t xml:space="preserve">- DWA </w:t>
+      </w:r>
+      <w:proofErr w:type="spellStart"/>
+      <w:r>
+        <w:t>node</w:t>
+      </w:r>
+      <w:proofErr w:type="spellEnd"/>
+      <w:r>
+        <w:t xml:space="preserve"> indítása</w:t>
+      </w:r>
+    </w:p>
+    <w:p>
+      <w:pPr>
+        <w:spacing w:after="0"/>
+      </w:pPr>
+      <w:r>
+        <w:t xml:space="preserve">- </w:t>
+      </w:r>
+      <w:proofErr w:type="spellStart"/>
+      <w:r>
+        <w:t>RViz</w:t>
+      </w:r>
+      <w:proofErr w:type="spellEnd"/>
+      <w:r>
+        <w:t xml:space="preserve"> indítása (opcionális)</w:t>
+      </w:r>
+    </w:p>
+    <w:p>
+      <w:pPr>
+        <w:spacing w:after="0"/>
+      </w:pPr>
+    </w:p>
+    <w:p>
+      <w:pPr>
+        <w:spacing w:after="0"/>
+      </w:pPr>
+      <w:r>
+        <w:t>## Következő Lépések (Javaslat)</w:t>
+      </w:r>
+    </w:p>
+    <w:p>
+      <w:pPr>
+        <w:spacing w:after="0"/>
+      </w:pPr>
+    </w:p>
+    <w:p>
+      <w:pPr>
+        <w:spacing w:after="0"/>
+      </w:pPr>
+      <w:r>
+        <w:t>1. Sebesség korlátozás finomhangolása (ugrálás csökkentése)</w:t>
+      </w:r>
+    </w:p>
+    <w:p>
+      <w:pPr>
+        <w:spacing w:after="0"/>
+      </w:pPr>
+      <w:r>
+        <w:t>2. Alfa/Beta/Gamma súlyok hangolása (jobb célra tartás és akadálykerülés)</w:t>
+      </w:r>
+    </w:p>
+    <w:p>
+      <w:pPr>
+        <w:spacing w:after="0"/>
+      </w:pPr>
+      <w:r>
+        <w:lastRenderedPageBreak/>
+        <w:t xml:space="preserve">3. </w:t>
+      </w:r>
+      <w:proofErr w:type="spellStart"/>
+      <w:r>
+        <w:t>Lidar</w:t>
+      </w:r>
+      <w:proofErr w:type="spellEnd"/>
+      <w:r>
+        <w:t>-alapú akadálydetektálás bekötése (`</w:t>
+      </w:r>
+      <w:proofErr w:type="spellStart"/>
+      <w:r>
+        <w:t>scan_</w:t>
+      </w:r>
+      <w:proofErr w:type="gramStart"/>
+      <w:r>
+        <w:t>callback</w:t>
+      </w:r>
+      <w:proofErr w:type="spellEnd"/>
+      <w:r>
+        <w:t>` → `</w:t>
+      </w:r>
+      <w:proofErr w:type="spellStart"/>
+      <w:proofErr w:type="gramEnd"/>
+      <w:r>
+        <w:t>self.obstacles</w:t>
+      </w:r>
+      <w:proofErr w:type="spellEnd"/>
+      <w:r>
+        <w:t>`)</w:t>
+      </w:r>
+    </w:p>
+    <w:p>
+      <w:pPr>
+        <w:spacing w:after="0"/>
+      </w:pPr>
+      <w:r>
+        <w:t xml:space="preserve">4. Valós </w:t>
+      </w:r>
+      <w:proofErr w:type="spellStart"/>
+      <w:r>
+        <w:t>Gazebo</w:t>
+      </w:r>
+      <w:proofErr w:type="spellEnd"/>
+      <w:r>
+        <w:t xml:space="preserve"> akadályok kerülése (falak, oszlopok)</w:t>
+      </w:r>
+    </w:p>
+    <w:p>
+      <w:pPr>
+        <w:spacing w:after="0"/>
+      </w:pPr>
+      <w:r>
+        <w:t>5. Cél dinamikus változtatása</w:t>
+      </w:r>
+    </w:p>
+    <w:p>
+      <w:pPr>
+        <w:spacing w:after="0"/>
+      </w:pPr>
+      <w:r>
+        <w:t xml:space="preserve">6. </w:t>
+      </w:r>
+      <w:proofErr w:type="spellStart"/>
+      <w:r>
+        <w:t>RViz</w:t>
+      </w:r>
+      <w:proofErr w:type="spellEnd"/>
+      <w:r>
+        <w:t xml:space="preserve"> vizualizáció (</w:t>
+      </w:r>
+      <w:proofErr w:type="spellStart"/>
+      <w:r>
+        <w:t>path</w:t>
+      </w:r>
+      <w:proofErr w:type="spellEnd"/>
+      <w:r>
+        <w:t xml:space="preserve">, </w:t>
+      </w:r>
+      <w:proofErr w:type="spellStart"/>
+      <w:r>
+        <w:t>obstacles</w:t>
+      </w:r>
+      <w:proofErr w:type="spellEnd"/>
+      <w:r>
+        <w:t>)</w:t>
+      </w:r>
+    </w:p>
+    <w:p>
+      <w:pPr>
+        <w:spacing w:after="0"/>
+      </w:pPr>
+    </w:p>
+    <w:p>
+      <w:pPr>
+        <w:spacing w:after="0"/>
+      </w:pPr>
+      <w:r>
+        <w:t>## Hasznos Parancsok</w:t>
+      </w:r>
+    </w:p>
+    <w:p>
+      <w:pPr>
+        <w:spacing w:after="0"/>
+      </w:pPr>
+    </w:p>
+    <w:p>
+      <w:pPr>
+        <w:spacing w:after="0"/>
+      </w:pPr>
+      <w:r>
+        <w:t>```</w:t>
+      </w:r>
+      <w:proofErr w:type="spellStart"/>
+      <w:r>
+        <w:t>bash</w:t>
+      </w:r>
+      <w:proofErr w:type="spellEnd"/>
+    </w:p>
+    <w:p>
+      <w:pPr>
+        <w:spacing w:after="0"/>
+      </w:pPr>
+      <w:proofErr w:type="gramStart"/>
+      <w:r>
+        <w:t>cd</w:t>
+      </w:r>
+      <w:proofErr w:type="gramEnd"/>
+      <w:r>
+        <w:t xml:space="preserve"> ~/ros2_ws</w:t>
+      </w:r>
+    </w:p>
+    <w:p>
+      <w:pPr>
+        <w:spacing w:after="0"/>
+      </w:pPr>
+      <w:proofErr w:type="spellStart"/>
+      <w:r>
+        <w:t>source</w:t>
+      </w:r>
+      <w:proofErr w:type="spellEnd"/>
+      <w:r>
+        <w:t xml:space="preserve"> </w:t>
+      </w:r>
+      <w:proofErr w:type="spellStart"/>
+      <w:r>
+        <w:t>install</w:t>
+      </w:r>
+      <w:proofErr w:type="spellEnd"/>
+      <w:r>
+        <w:t>/</w:t>
+      </w:r>
+      <w:proofErr w:type="spellStart"/>
+      <w:r>
+        <w:t>setup.bash</w:t>
+      </w:r>
+      <w:proofErr w:type="spellEnd"/>
+    </w:p>
+    <w:p>
+      <w:pPr>
+        <w:spacing w:after="0"/>
+      </w:pPr>
+      <w:r>
+        <w:t xml:space="preserve">ros2 </w:t>
+      </w:r>
+      <w:proofErr w:type="spellStart"/>
+      <w:r>
+        <w:t>launch</w:t>
+      </w:r>
+      <w:proofErr w:type="spellEnd"/>
+      <w:r>
+        <w:t xml:space="preserve"> </w:t>
+      </w:r>
+      <w:proofErr w:type="spellStart"/>
+      <w:r>
+        <w:t>dwa_planner</w:t>
+      </w:r>
+      <w:proofErr w:type="spellEnd"/>
+      <w:r>
+        <w:t xml:space="preserve"> dwa_turtlebot_lidar.launch.py</w:t>
+      </w:r>
+    </w:p>
+    <w:p>
+      <w:pPr>
+        <w:spacing w:after="0"/>
+      </w:pPr>
+    </w:p>
+    <w:p>
+      <w:pPr>
+        <w:spacing w:after="0"/>
+      </w:pPr>
+      <w:r>
+        <w:t># Manuális teszt</w:t>
+      </w:r>
+    </w:p>
+    <w:p>
+      <w:pPr>
+        <w:spacing w:after="0"/>
+      </w:pPr>
+      <w:r>
+        <w:t xml:space="preserve">ros2 </w:t>
+      </w:r>
+      <w:proofErr w:type="spellStart"/>
+      <w:r>
+        <w:t>topic</w:t>
+      </w:r>
+      <w:proofErr w:type="spellEnd"/>
+      <w:r>
+        <w:t xml:space="preserve"> pub --</w:t>
+      </w:r>
+      <w:proofErr w:type="spellStart"/>
+      <w:r>
+        <w:t>once</w:t>
+      </w:r>
+      <w:proofErr w:type="spellEnd"/>
+      <w:r>
+        <w:t xml:space="preserve"> /</w:t>
+      </w:r>
+      <w:proofErr w:type="spellStart"/>
+      <w:r>
+        <w:t>cmd_vel</w:t>
+      </w:r>
+      <w:proofErr w:type="spellEnd"/>
+      <w:r>
+        <w:t xml:space="preserve"> </w:t>
+      </w:r>
+      <w:proofErr w:type="spellStart"/>
+      <w:r>
+        <w:t>geometry_msgs</w:t>
+      </w:r>
+      <w:proofErr w:type="spellEnd"/>
+      <w:r>
+        <w:t>/</w:t>
+      </w:r>
+      <w:proofErr w:type="spellStart"/>
+      <w:r>
+        <w:t>msg</w:t>
+      </w:r>
+      <w:proofErr w:type="spellEnd"/>
+      <w:r>
+        <w:t>/Twist "{</w:t>
+      </w:r>
+      <w:proofErr w:type="spellStart"/>
+      <w:r>
+        <w:t>linear</w:t>
+      </w:r>
+      <w:proofErr w:type="spellEnd"/>
+      <w:r>
+        <w:t xml:space="preserve">: {x: 0.2}, </w:t>
+      </w:r>
+      <w:proofErr w:type="spellStart"/>
+      <w:r>
+        <w:t>angular</w:t>
+      </w:r>
+      <w:proofErr w:type="spellEnd"/>
+      <w:r>
+        <w:t>: {z: 0.0}}"</w:t>
+      </w:r>
+    </w:p>
+    <w:p>
+      <w:pPr>
+        <w:spacing w:after="0"/>
+      </w:pPr>
+    </w:p>
+    <w:p>
+      <w:pPr>
+        <w:spacing w:after="0"/>
+      </w:pPr>
+      <w:r>
+        <w:t xml:space="preserve"># </w:t>
+      </w:r>
+      <w:proofErr w:type="spellStart"/>
+      <w:r>
+        <w:t>Topic</w:t>
+      </w:r>
+      <w:proofErr w:type="spellEnd"/>
+      <w:r>
+        <w:t xml:space="preserve"> ellenőrzés</w:t>
+      </w:r>
+    </w:p>
+    <w:p>
+      <w:pPr>
+        <w:spacing w:after="0"/>
+      </w:pPr>
+      <w:r>
+        <w:t xml:space="preserve">ros2 </w:t>
+      </w:r>
+      <w:proofErr w:type="spellStart"/>
+      <w:r>
+        <w:t>topic</w:t>
+      </w:r>
+      <w:proofErr w:type="spellEnd"/>
+      <w:r>
+        <w:t xml:space="preserve"> </w:t>
+      </w:r>
+      <w:proofErr w:type="spellStart"/>
+      <w:r>
+        <w:t>list</w:t>
+      </w:r>
+      <w:proofErr w:type="spellEnd"/>
+      <w:r>
+        <w:t xml:space="preserve"> | </w:t>
+      </w:r>
+      <w:proofErr w:type="spellStart"/>
+      <w:r>
+        <w:t>grep</w:t>
+      </w:r>
+      <w:proofErr w:type="spellEnd"/>
+      <w:r>
+        <w:t xml:space="preserve"> -E '</w:t>
+      </w:r>
+      <w:proofErr w:type="spellStart"/>
+      <w:r>
+        <w:t>cmd_vel|odom|scan</w:t>
+      </w:r>
+      <w:proofErr w:type="spellEnd"/>
+      <w:r>
+        <w:t>'</w:t>
+      </w:r>
+    </w:p>
+    <w:p>
+      <w:pPr>
+        <w:spacing w:after="0"/>
+      </w:pPr>
+      <w:r>
+        <w:t xml:space="preserve">ros2 </w:t>
+      </w:r>
+      <w:proofErr w:type="spellStart"/>
+      <w:r>
+        <w:t>topic</w:t>
+      </w:r>
+      <w:proofErr w:type="spellEnd"/>
+      <w:r>
+        <w:t xml:space="preserve"> </w:t>
+      </w:r>
+      <w:proofErr w:type="spellStart"/>
+      <w:r>
+        <w:t>echo</w:t>
+      </w:r>
+      <w:proofErr w:type="spellEnd"/>
+      <w:r>
+        <w:t xml:space="preserve"> /</w:t>
+      </w:r>
+      <w:proofErr w:type="spellStart"/>
+      <w:r>
+        <w:t>cmd_vel</w:t>
+      </w:r>
+      <w:proofErr w:type="spellEnd"/>
+    </w:p>
+    <w:p/>
+    <w:p/>
+    <w:p/>
+    <w:p>
+      <w:r>
+        <w:t>1-terminal:</w:t>
+      </w:r>
+    </w:p>
+    <w:p>
+      <w:r>
+        <w:t xml:space="preserve">ros2 </w:t>
+      </w:r>
+      <w:proofErr w:type="spellStart"/>
+      <w:r>
+        <w:t>launch</w:t>
+      </w:r>
+      <w:proofErr w:type="spellEnd"/>
+      <w:r>
+        <w:t xml:space="preserve"> turtlebot3_gazebo turtlebot3_house.launch.py</w:t>
+      </w:r>
+    </w:p>
+    <w:p>
+      <w:r>
+        <w:t>2</w:t>
+      </w:r>
+      <w:proofErr w:type="gramStart"/>
+      <w:r>
+        <w:t>.terminal</w:t>
+      </w:r>
+      <w:proofErr w:type="gramEnd"/>
+      <w:r>
+        <w:t>:</w:t>
+      </w:r>
+      <w:r>
         <w:br/>
       </w:r>
       <w:r>
-        <w:t># A ROS2 környezet betöltése alapból</w:t>
-      </w:r>
-    </w:p>
-    <w:p>
-      <w:proofErr w:type="spellStart"/>
-      <w:r>
-        <w:t>echo</w:t>
-      </w:r>
-      <w:proofErr w:type="spellEnd"/>
-      <w:r>
-        <w:t xml:space="preserve"> "</w:t>
-      </w:r>
-      <w:proofErr w:type="spellStart"/>
-      <w:r>
-        <w:t>source</w:t>
+        <w:t xml:space="preserve">ros2 </w:t>
+      </w:r>
+      <w:proofErr w:type="spellStart"/>
+      <w:r>
+        <w:t>run</w:t>
+      </w:r>
+      <w:proofErr w:type="spellEnd"/>
+      <w:r>
+        <w:t xml:space="preserve"> </w:t>
+      </w:r>
+      <w:proofErr w:type="spellStart"/>
+      <w:r>
+        <w:t>ros_gz_bridge</w:t>
+      </w:r>
+      <w:proofErr w:type="spellEnd"/>
+      <w:r>
+        <w:t xml:space="preserve"> </w:t>
+      </w:r>
+      <w:proofErr w:type="spellStart"/>
+      <w:r>
+        <w:t>parameter_bridge</w:t>
       </w:r>
       <w:proofErr w:type="spellEnd"/>
       <w:r>
@@ -35,7 +1706,7 @@
       </w:r>
       <w:proofErr w:type="spellStart"/>
       <w:r>
-        <w:t>opt</w:t>
+        <w:t>cmd_vel@geometry_msgs</w:t>
       </w:r>
       <w:proofErr w:type="spellEnd"/>
       <w:r>
@@ -43,7 +1714,7 @@
       </w:r>
       <w:proofErr w:type="spellStart"/>
       <w:r>
-        <w:t>ros</w:t>
+        <w:t>msg</w:t>
       </w:r>
       <w:proofErr w:type="spellEnd"/>
       <w:r>
@@ -51,7 +1722,23 @@
       </w:r>
       <w:proofErr w:type="spellStart"/>
       <w:r>
-        <w:t>jazzy</w:t>
+        <w:t>TwistStamped</w:t>
+      </w:r>
+      <w:proofErr w:type="spellEnd"/>
+      <w:r>
+        <w:t>]</w:t>
+      </w:r>
+      <w:proofErr w:type="spellStart"/>
+      <w:r>
+        <w:t>gz.msgs.Twist</w:t>
+      </w:r>
+      <w:proofErr w:type="spellEnd"/>
+      <w:r>
+        <w:t xml:space="preserve"> /</w:t>
+      </w:r>
+      <w:proofErr w:type="spellStart"/>
+      <w:r>
+        <w:t>odom@nav_msgs</w:t>
       </w:r>
       <w:proofErr w:type="spellEnd"/>
       <w:r>
@@ -59,171 +1746,123 @@
       </w:r>
       <w:proofErr w:type="spellStart"/>
       <w:r>
-        <w:t>setup.bash</w:t>
-      </w:r>
-      <w:proofErr w:type="spellEnd"/>
-      <w:proofErr w:type="gramStart"/>
-      <w:r>
-        <w:t>" &gt;</w:t>
-      </w:r>
-      <w:proofErr w:type="gramEnd"/>
-      <w:r>
-        <w:t>&gt; ~/.</w:t>
-      </w:r>
-      <w:proofErr w:type="spellStart"/>
-      <w:r>
-        <w:t>bashrc</w:t>
-      </w:r>
-      <w:proofErr w:type="spellEnd"/>
+        <w:t>msg</w:t>
+      </w:r>
+      <w:proofErr w:type="spellEnd"/>
+      <w:r>
+        <w:t>/</w:t>
+      </w:r>
+      <w:proofErr w:type="spellStart"/>
+      <w:r>
+        <w:t>Odometry</w:t>
+      </w:r>
+      <w:proofErr w:type="spellEnd"/>
+      <w:r>
+        <w:t>[</w:t>
+      </w:r>
+      <w:proofErr w:type="spellStart"/>
+      <w:r>
+        <w:t>gz.msgs.Odometry</w:t>
+      </w:r>
+      <w:proofErr w:type="spellEnd"/>
+      <w:r>
+        <w:t xml:space="preserve"> /</w:t>
+      </w:r>
+      <w:proofErr w:type="spellStart"/>
+      <w:r>
+        <w:t>scan@sensor_msgs</w:t>
+      </w:r>
+      <w:proofErr w:type="spellEnd"/>
+      <w:r>
+        <w:t>/</w:t>
+      </w:r>
+      <w:proofErr w:type="spellStart"/>
+      <w:r>
+        <w:t>msg</w:t>
+      </w:r>
+      <w:proofErr w:type="spellEnd"/>
+      <w:r>
+        <w:t>/</w:t>
+      </w:r>
+      <w:proofErr w:type="spellStart"/>
+      <w:r>
+        <w:t>LaserScan</w:t>
+      </w:r>
+      <w:proofErr w:type="spellEnd"/>
+      <w:r>
+        <w:t>[</w:t>
+      </w:r>
+      <w:proofErr w:type="spellStart"/>
+      <w:r>
+        <w:t>gz.msgs.LaserScan</w:t>
+      </w:r>
+      <w:proofErr w:type="spellEnd"/>
+      <w:r>
+        <w:t xml:space="preserve"> </w:t>
+      </w:r>
+      <w:hyperlink r:id="rId6" w:history="1">
+        <w:r>
+          <w:rPr>
+            <w:rStyle w:val="Hiperhivatkozs"/>
+          </w:rPr>
+          <w:t>/visualization_marker@visualization_msgs/msg/Marker[gz.msgs.Marker</w:t>
+        </w:r>
+      </w:hyperlink>
     </w:p>
     <w:p/>
     <w:p>
       <w:r>
-        <w:t># A grafikus híd (</w:t>
-      </w:r>
-      <w:proofErr w:type="spellStart"/>
-      <w:r>
-        <w:t>WSLg</w:t>
-      </w:r>
-      <w:proofErr w:type="spellEnd"/>
-      <w:r>
-        <w:t>) alaphelyzetbe állítása (</w:t>
-      </w:r>
-      <w:proofErr w:type="spellStart"/>
-      <w:r>
-        <w:t>törli</w:t>
-      </w:r>
-      <w:proofErr w:type="spellEnd"/>
-      <w:r>
-        <w:t xml:space="preserve"> a korábbi IP-címes hibákat)</w:t>
-      </w:r>
-    </w:p>
-    <w:p>
-      <w:proofErr w:type="spellStart"/>
-      <w:r>
-        <w:t>echo</w:t>
-      </w:r>
-      <w:proofErr w:type="spellEnd"/>
-      <w:r>
-        <w:t xml:space="preserve"> "</w:t>
-      </w:r>
-      <w:proofErr w:type="spellStart"/>
-      <w:r>
-        <w:t>unset</w:t>
-      </w:r>
-      <w:proofErr w:type="spellEnd"/>
-      <w:r>
-        <w:t xml:space="preserve"> DISPLAY</w:t>
-      </w:r>
-      <w:proofErr w:type="gramStart"/>
-      <w:r>
-        <w:t>" &gt;</w:t>
-      </w:r>
-      <w:proofErr w:type="gramEnd"/>
-      <w:r>
-        <w:t>&gt; ~/.</w:t>
-      </w:r>
-      <w:proofErr w:type="spellStart"/>
-      <w:r>
-        <w:t>bashrc</w:t>
-      </w:r>
-      <w:proofErr w:type="spellEnd"/>
-    </w:p>
-    <w:p>
-      <w:proofErr w:type="spellStart"/>
-      <w:r>
-        <w:t>echo</w:t>
-      </w:r>
-      <w:proofErr w:type="spellEnd"/>
-      <w:r>
-        <w:t xml:space="preserve"> "</w:t>
-      </w:r>
-      <w:proofErr w:type="spellStart"/>
-      <w:r>
-        <w:t>unset</w:t>
-      </w:r>
-      <w:proofErr w:type="spellEnd"/>
-      <w:r>
-        <w:t xml:space="preserve"> WAYLAND_DISPLAY</w:t>
-      </w:r>
-      <w:proofErr w:type="gramStart"/>
-      <w:r>
-        <w:t>" &gt;</w:t>
-      </w:r>
-      <w:proofErr w:type="gramEnd"/>
-      <w:r>
-        <w:t>&gt; ~/.</w:t>
-      </w:r>
-      <w:proofErr w:type="spellStart"/>
-      <w:r>
-        <w:t>bashrc</w:t>
-      </w:r>
-      <w:proofErr w:type="spellEnd"/>
-    </w:p>
-    <w:p/>
-    <w:p>
-      <w:r>
-        <w:t># A szoftveres gyorsítás kényszerítése (hogy ne omoljon össze a 3D)</w:t>
-      </w:r>
-    </w:p>
-    <w:p>
-      <w:proofErr w:type="spellStart"/>
-      <w:r>
-        <w:t>echo</w:t>
-      </w:r>
-      <w:proofErr w:type="spellEnd"/>
-      <w:r>
-        <w:t xml:space="preserve"> "export LIBGL_ALWAYS_SOFTWARE=1</w:t>
-      </w:r>
-      <w:proofErr w:type="gramStart"/>
-      <w:r>
-        <w:t>" &gt;</w:t>
-      </w:r>
-      <w:proofErr w:type="gramEnd"/>
-      <w:r>
-        <w:t>&gt; ~/.</w:t>
-      </w:r>
-      <w:proofErr w:type="spellStart"/>
-      <w:r>
-        <w:t>bashrc</w:t>
-      </w:r>
-      <w:proofErr w:type="spellEnd"/>
-    </w:p>
-    <w:p/>
-    <w:p>
-      <w:r>
-        <w:t># A stabil ablakkezelő mód fixálása</w:t>
-      </w:r>
-    </w:p>
-    <w:p>
-      <w:proofErr w:type="spellStart"/>
-      <w:r>
-        <w:t>echo</w:t>
-      </w:r>
-      <w:proofErr w:type="spellEnd"/>
-      <w:r>
-        <w:t xml:space="preserve"> "export QT_QPA_PLATFORM=</w:t>
-      </w:r>
-      <w:proofErr w:type="spellStart"/>
-      <w:r>
-        <w:t>xcb</w:t>
-      </w:r>
-      <w:proofErr w:type="spellEnd"/>
-      <w:proofErr w:type="gramStart"/>
-      <w:r>
-        <w:t>" &gt;</w:t>
-      </w:r>
-      <w:proofErr w:type="gramEnd"/>
-      <w:r>
-        <w:t>&gt; ~/.</w:t>
-      </w:r>
-      <w:proofErr w:type="spellStart"/>
-      <w:r>
-        <w:t>bashrc</w:t>
+        <w:t>3-terminal:</w:t>
+      </w:r>
+    </w:p>
+    <w:p>
+      <w:r>
+        <w:t xml:space="preserve">ros2 </w:t>
+      </w:r>
+      <w:proofErr w:type="spellStart"/>
+      <w:r>
+        <w:t>run</w:t>
+      </w:r>
+      <w:proofErr w:type="spellEnd"/>
+      <w:r>
+        <w:t xml:space="preserve"> </w:t>
+      </w:r>
+      <w:proofErr w:type="spellStart"/>
+      <w:r>
+        <w:t>dwa_planner</w:t>
+      </w:r>
+      <w:proofErr w:type="spellEnd"/>
+      <w:r>
+        <w:t xml:space="preserve"> </w:t>
+      </w:r>
+      <w:proofErr w:type="spellStart"/>
+      <w:r>
+        <w:t>dwa_node</w:t>
+      </w:r>
+      <w:proofErr w:type="spellEnd"/>
+      <w:r>
+        <w:br/>
+      </w:r>
+      <w:r>
+        <w:br/>
+        <w:t>4.terminal:</w:t>
+      </w:r>
+      <w:r>
+        <w:br/>
+      </w:r>
+      <w:r>
+        <w:t xml:space="preserve">ros2 </w:t>
+      </w:r>
+      <w:proofErr w:type="spellStart"/>
+      <w:r>
+        <w:t>run</w:t>
+      </w:r>
+      <w:proofErr w:type="spellEnd"/>
+      <w:r>
+        <w:t xml:space="preserve"> rviz2 rviz2</w:t>
       </w:r>
       <w:bookmarkStart w:id="0" w:name="_GoBack"/>
       <w:bookmarkEnd w:id="0"/>
-      <w:proofErr w:type="spellEnd"/>
     </w:p>
     <w:sectPr>
       <w:pgSz w:w="11906" w:h="16838"/>
@@ -233,6 +1872,627 @@
     </w:sectPr>
   </w:body>
 </w:document>
+</file>
+
+<file path=word/numbering.xml><?xml version="1.0" encoding="utf-8"?>
+<w:numbering xmlns:wpc="http://schemas.microsoft.com/office/word/2010/wordprocessingCanvas" xmlns:cx="http://schemas.microsoft.com/office/drawing/2014/chartex" xmlns:cx1="http://schemas.microsoft.com/office/drawing/2015/9/8/chartex" xmlns:mc="http://schemas.openxmlformats.org/markup-compatibility/2006" xmlns:o="urn:schemas-microsoft-com:office:office" xmlns:r="http://schemas.openxmlformats.org/officeDocument/2006/relationships" xmlns:m="http://schemas.openxmlformats.org/officeDocument/2006/math" xmlns:v="urn:schemas-microsoft-com:vml" xmlns:wp14="http://schemas.microsoft.com/office/word/2010/wordprocessingDrawing" xmlns:wp="http://schemas.openxmlformats.org/drawingml/2006/wordprocessingDrawing" xmlns:w10="urn:schemas-microsoft-com:office:word" xmlns:w="http://schemas.openxmlformats.org/wordprocessingml/2006/main" xmlns:w14="http://schemas.microsoft.com/office/word/2010/wordml" xmlns:w15="http://schemas.microsoft.com/office/word/2012/wordml" xmlns:w16se="http://schemas.microsoft.com/office/word/2015/wordml/symex" xmlns:wpg="http://schemas.microsoft.com/office/word/2010/wordprocessingGroup" xmlns:wpi="http://schemas.microsoft.com/office/word/2010/wordprocessingInk" xmlns:wne="http://schemas.microsoft.com/office/word/2006/wordml" xmlns:wps="http://schemas.microsoft.com/office/word/2010/wordprocessingShape" mc:Ignorable="w14 w15 w16se wp14">
+  <w:abstractNum w:abstractNumId="0" w15:restartNumberingAfterBreak="0">
+    <w:nsid w:val="075918BF"/>
+    <w:multiLevelType w:val="multilevel"/>
+    <w:tmpl w:val="22207170"/>
+    <w:lvl w:ilvl="0">
+      <w:start w:val="1"/>
+      <w:numFmt w:val="decimal"/>
+      <w:lvlText w:val="%1."/>
+      <w:lvlJc w:val="left"/>
+      <w:pPr>
+        <w:tabs>
+          <w:tab w:val="num" w:pos="720"/>
+        </w:tabs>
+        <w:ind w:left="720" w:hanging="360"/>
+      </w:pPr>
+    </w:lvl>
+    <w:lvl w:ilvl="1" w:tentative="1">
+      <w:start w:val="1"/>
+      <w:numFmt w:val="decimal"/>
+      <w:lvlText w:val="%2."/>
+      <w:lvlJc w:val="left"/>
+      <w:pPr>
+        <w:tabs>
+          <w:tab w:val="num" w:pos="1440"/>
+        </w:tabs>
+        <w:ind w:left="1440" w:hanging="360"/>
+      </w:pPr>
+    </w:lvl>
+    <w:lvl w:ilvl="2" w:tentative="1">
+      <w:start w:val="1"/>
+      <w:numFmt w:val="decimal"/>
+      <w:lvlText w:val="%3."/>
+      <w:lvlJc w:val="left"/>
+      <w:pPr>
+        <w:tabs>
+          <w:tab w:val="num" w:pos="2160"/>
+        </w:tabs>
+        <w:ind w:left="2160" w:hanging="360"/>
+      </w:pPr>
+    </w:lvl>
+    <w:lvl w:ilvl="3" w:tentative="1">
+      <w:start w:val="1"/>
+      <w:numFmt w:val="decimal"/>
+      <w:lvlText w:val="%4."/>
+      <w:lvlJc w:val="left"/>
+      <w:pPr>
+        <w:tabs>
+          <w:tab w:val="num" w:pos="2880"/>
+        </w:tabs>
+        <w:ind w:left="2880" w:hanging="360"/>
+      </w:pPr>
+    </w:lvl>
+    <w:lvl w:ilvl="4" w:tentative="1">
+      <w:start w:val="1"/>
+      <w:numFmt w:val="decimal"/>
+      <w:lvlText w:val="%5."/>
+      <w:lvlJc w:val="left"/>
+      <w:pPr>
+        <w:tabs>
+          <w:tab w:val="num" w:pos="3600"/>
+        </w:tabs>
+        <w:ind w:left="3600" w:hanging="360"/>
+      </w:pPr>
+    </w:lvl>
+    <w:lvl w:ilvl="5" w:tentative="1">
+      <w:start w:val="1"/>
+      <w:numFmt w:val="decimal"/>
+      <w:lvlText w:val="%6."/>
+      <w:lvlJc w:val="left"/>
+      <w:pPr>
+        <w:tabs>
+          <w:tab w:val="num" w:pos="4320"/>
+        </w:tabs>
+        <w:ind w:left="4320" w:hanging="360"/>
+      </w:pPr>
+    </w:lvl>
+    <w:lvl w:ilvl="6" w:tentative="1">
+      <w:start w:val="1"/>
+      <w:numFmt w:val="decimal"/>
+      <w:lvlText w:val="%7."/>
+      <w:lvlJc w:val="left"/>
+      <w:pPr>
+        <w:tabs>
+          <w:tab w:val="num" w:pos="5040"/>
+        </w:tabs>
+        <w:ind w:left="5040" w:hanging="360"/>
+      </w:pPr>
+    </w:lvl>
+    <w:lvl w:ilvl="7" w:tentative="1">
+      <w:start w:val="1"/>
+      <w:numFmt w:val="decimal"/>
+      <w:lvlText w:val="%8."/>
+      <w:lvlJc w:val="left"/>
+      <w:pPr>
+        <w:tabs>
+          <w:tab w:val="num" w:pos="5760"/>
+        </w:tabs>
+        <w:ind w:left="5760" w:hanging="360"/>
+      </w:pPr>
+    </w:lvl>
+    <w:lvl w:ilvl="8" w:tentative="1">
+      <w:start w:val="1"/>
+      <w:numFmt w:val="decimal"/>
+      <w:lvlText w:val="%9."/>
+      <w:lvlJc w:val="left"/>
+      <w:pPr>
+        <w:tabs>
+          <w:tab w:val="num" w:pos="6480"/>
+        </w:tabs>
+        <w:ind w:left="6480" w:hanging="360"/>
+      </w:pPr>
+    </w:lvl>
+  </w:abstractNum>
+  <w:abstractNum w:abstractNumId="1" w15:restartNumberingAfterBreak="0">
+    <w:nsid w:val="08956C93"/>
+    <w:multiLevelType w:val="multilevel"/>
+    <w:tmpl w:val="FE5E17A6"/>
+    <w:lvl w:ilvl="0">
+      <w:start w:val="1"/>
+      <w:numFmt w:val="decimal"/>
+      <w:lvlText w:val="%1."/>
+      <w:lvlJc w:val="left"/>
+      <w:pPr>
+        <w:tabs>
+          <w:tab w:val="num" w:pos="720"/>
+        </w:tabs>
+        <w:ind w:left="720" w:hanging="360"/>
+      </w:pPr>
+    </w:lvl>
+    <w:lvl w:ilvl="1" w:tentative="1">
+      <w:start w:val="1"/>
+      <w:numFmt w:val="decimal"/>
+      <w:lvlText w:val="%2."/>
+      <w:lvlJc w:val="left"/>
+      <w:pPr>
+        <w:tabs>
+          <w:tab w:val="num" w:pos="1440"/>
+        </w:tabs>
+        <w:ind w:left="1440" w:hanging="360"/>
+      </w:pPr>
+    </w:lvl>
+    <w:lvl w:ilvl="2" w:tentative="1">
+      <w:start w:val="1"/>
+      <w:numFmt w:val="decimal"/>
+      <w:lvlText w:val="%3."/>
+      <w:lvlJc w:val="left"/>
+      <w:pPr>
+        <w:tabs>
+          <w:tab w:val="num" w:pos="2160"/>
+        </w:tabs>
+        <w:ind w:left="2160" w:hanging="360"/>
+      </w:pPr>
+    </w:lvl>
+    <w:lvl w:ilvl="3" w:tentative="1">
+      <w:start w:val="1"/>
+      <w:numFmt w:val="decimal"/>
+      <w:lvlText w:val="%4."/>
+      <w:lvlJc w:val="left"/>
+      <w:pPr>
+        <w:tabs>
+          <w:tab w:val="num" w:pos="2880"/>
+        </w:tabs>
+        <w:ind w:left="2880" w:hanging="360"/>
+      </w:pPr>
+    </w:lvl>
+    <w:lvl w:ilvl="4" w:tentative="1">
+      <w:start w:val="1"/>
+      <w:numFmt w:val="decimal"/>
+      <w:lvlText w:val="%5."/>
+      <w:lvlJc w:val="left"/>
+      <w:pPr>
+        <w:tabs>
+          <w:tab w:val="num" w:pos="3600"/>
+        </w:tabs>
+        <w:ind w:left="3600" w:hanging="360"/>
+      </w:pPr>
+    </w:lvl>
+    <w:lvl w:ilvl="5" w:tentative="1">
+      <w:start w:val="1"/>
+      <w:numFmt w:val="decimal"/>
+      <w:lvlText w:val="%6."/>
+      <w:lvlJc w:val="left"/>
+      <w:pPr>
+        <w:tabs>
+          <w:tab w:val="num" w:pos="4320"/>
+        </w:tabs>
+        <w:ind w:left="4320" w:hanging="360"/>
+      </w:pPr>
+    </w:lvl>
+    <w:lvl w:ilvl="6" w:tentative="1">
+      <w:start w:val="1"/>
+      <w:numFmt w:val="decimal"/>
+      <w:lvlText w:val="%7."/>
+      <w:lvlJc w:val="left"/>
+      <w:pPr>
+        <w:tabs>
+          <w:tab w:val="num" w:pos="5040"/>
+        </w:tabs>
+        <w:ind w:left="5040" w:hanging="360"/>
+      </w:pPr>
+    </w:lvl>
+    <w:lvl w:ilvl="7" w:tentative="1">
+      <w:start w:val="1"/>
+      <w:numFmt w:val="decimal"/>
+      <w:lvlText w:val="%8."/>
+      <w:lvlJc w:val="left"/>
+      <w:pPr>
+        <w:tabs>
+          <w:tab w:val="num" w:pos="5760"/>
+        </w:tabs>
+        <w:ind w:left="5760" w:hanging="360"/>
+      </w:pPr>
+    </w:lvl>
+    <w:lvl w:ilvl="8" w:tentative="1">
+      <w:start w:val="1"/>
+      <w:numFmt w:val="decimal"/>
+      <w:lvlText w:val="%9."/>
+      <w:lvlJc w:val="left"/>
+      <w:pPr>
+        <w:tabs>
+          <w:tab w:val="num" w:pos="6480"/>
+        </w:tabs>
+        <w:ind w:left="6480" w:hanging="360"/>
+      </w:pPr>
+    </w:lvl>
+  </w:abstractNum>
+  <w:abstractNum w:abstractNumId="2" w15:restartNumberingAfterBreak="0">
+    <w:nsid w:val="51932C78"/>
+    <w:multiLevelType w:val="multilevel"/>
+    <w:tmpl w:val="4EAEC4C8"/>
+    <w:lvl w:ilvl="0">
+      <w:start w:val="1"/>
+      <w:numFmt w:val="bullet"/>
+      <w:lvlText w:val=""/>
+      <w:lvlJc w:val="left"/>
+      <w:pPr>
+        <w:tabs>
+          <w:tab w:val="num" w:pos="720"/>
+        </w:tabs>
+        <w:ind w:left="720" w:hanging="360"/>
+      </w:pPr>
+      <w:rPr>
+        <w:rFonts w:ascii="Symbol" w:hAnsi="Symbol" w:hint="default"/>
+        <w:sz w:val="20"/>
+      </w:rPr>
+    </w:lvl>
+    <w:lvl w:ilvl="1" w:tentative="1">
+      <w:start w:val="1"/>
+      <w:numFmt w:val="bullet"/>
+      <w:lvlText w:val="o"/>
+      <w:lvlJc w:val="left"/>
+      <w:pPr>
+        <w:tabs>
+          <w:tab w:val="num" w:pos="1440"/>
+        </w:tabs>
+        <w:ind w:left="1440" w:hanging="360"/>
+      </w:pPr>
+      <w:rPr>
+        <w:rFonts w:ascii="Courier New" w:hAnsi="Courier New" w:hint="default"/>
+        <w:sz w:val="20"/>
+      </w:rPr>
+    </w:lvl>
+    <w:lvl w:ilvl="2" w:tentative="1">
+      <w:start w:val="1"/>
+      <w:numFmt w:val="bullet"/>
+      <w:lvlText w:val=""/>
+      <w:lvlJc w:val="left"/>
+      <w:pPr>
+        <w:tabs>
+          <w:tab w:val="num" w:pos="2160"/>
+        </w:tabs>
+        <w:ind w:left="2160" w:hanging="360"/>
+      </w:pPr>
+      <w:rPr>
+        <w:rFonts w:ascii="Wingdings" w:hAnsi="Wingdings" w:hint="default"/>
+        <w:sz w:val="20"/>
+      </w:rPr>
+    </w:lvl>
+    <w:lvl w:ilvl="3" w:tentative="1">
+      <w:start w:val="1"/>
+      <w:numFmt w:val="bullet"/>
+      <w:lvlText w:val=""/>
+      <w:lvlJc w:val="left"/>
+      <w:pPr>
+        <w:tabs>
+          <w:tab w:val="num" w:pos="2880"/>
+        </w:tabs>
+        <w:ind w:left="2880" w:hanging="360"/>
+      </w:pPr>
+      <w:rPr>
+        <w:rFonts w:ascii="Wingdings" w:hAnsi="Wingdings" w:hint="default"/>
+        <w:sz w:val="20"/>
+      </w:rPr>
+    </w:lvl>
+    <w:lvl w:ilvl="4" w:tentative="1">
+      <w:start w:val="1"/>
+      <w:numFmt w:val="bullet"/>
+      <w:lvlText w:val=""/>
+      <w:lvlJc w:val="left"/>
+      <w:pPr>
+        <w:tabs>
+          <w:tab w:val="num" w:pos="3600"/>
+        </w:tabs>
+        <w:ind w:left="3600" w:hanging="360"/>
+      </w:pPr>
+      <w:rPr>
+        <w:rFonts w:ascii="Wingdings" w:hAnsi="Wingdings" w:hint="default"/>
+        <w:sz w:val="20"/>
+      </w:rPr>
+    </w:lvl>
+    <w:lvl w:ilvl="5" w:tentative="1">
+      <w:start w:val="1"/>
+      <w:numFmt w:val="bullet"/>
+      <w:lvlText w:val=""/>
+      <w:lvlJc w:val="left"/>
+      <w:pPr>
+        <w:tabs>
+          <w:tab w:val="num" w:pos="4320"/>
+        </w:tabs>
+        <w:ind w:left="4320" w:hanging="360"/>
+      </w:pPr>
+      <w:rPr>
+        <w:rFonts w:ascii="Wingdings" w:hAnsi="Wingdings" w:hint="default"/>
+        <w:sz w:val="20"/>
+      </w:rPr>
+    </w:lvl>
+    <w:lvl w:ilvl="6" w:tentative="1">
+      <w:start w:val="1"/>
+      <w:numFmt w:val="bullet"/>
+      <w:lvlText w:val=""/>
+      <w:lvlJc w:val="left"/>
+      <w:pPr>
+        <w:tabs>
+          <w:tab w:val="num" w:pos="5040"/>
+        </w:tabs>
+        <w:ind w:left="5040" w:hanging="360"/>
+      </w:pPr>
+      <w:rPr>
+        <w:rFonts w:ascii="Wingdings" w:hAnsi="Wingdings" w:hint="default"/>
+        <w:sz w:val="20"/>
+      </w:rPr>
+    </w:lvl>
+    <w:lvl w:ilvl="7" w:tentative="1">
+      <w:start w:val="1"/>
+      <w:numFmt w:val="bullet"/>
+      <w:lvlText w:val=""/>
+      <w:lvlJc w:val="left"/>
+      <w:pPr>
+        <w:tabs>
+          <w:tab w:val="num" w:pos="5760"/>
+        </w:tabs>
+        <w:ind w:left="5760" w:hanging="360"/>
+      </w:pPr>
+      <w:rPr>
+        <w:rFonts w:ascii="Wingdings" w:hAnsi="Wingdings" w:hint="default"/>
+        <w:sz w:val="20"/>
+      </w:rPr>
+    </w:lvl>
+    <w:lvl w:ilvl="8" w:tentative="1">
+      <w:start w:val="1"/>
+      <w:numFmt w:val="bullet"/>
+      <w:lvlText w:val=""/>
+      <w:lvlJc w:val="left"/>
+      <w:pPr>
+        <w:tabs>
+          <w:tab w:val="num" w:pos="6480"/>
+        </w:tabs>
+        <w:ind w:left="6480" w:hanging="360"/>
+      </w:pPr>
+      <w:rPr>
+        <w:rFonts w:ascii="Wingdings" w:hAnsi="Wingdings" w:hint="default"/>
+        <w:sz w:val="20"/>
+      </w:rPr>
+    </w:lvl>
+  </w:abstractNum>
+  <w:abstractNum w:abstractNumId="3" w15:restartNumberingAfterBreak="0">
+    <w:nsid w:val="594F6E12"/>
+    <w:multiLevelType w:val="multilevel"/>
+    <w:tmpl w:val="11FEB636"/>
+    <w:lvl w:ilvl="0">
+      <w:start w:val="1"/>
+      <w:numFmt w:val="decimal"/>
+      <w:lvlText w:val="%1."/>
+      <w:lvlJc w:val="left"/>
+      <w:pPr>
+        <w:tabs>
+          <w:tab w:val="num" w:pos="720"/>
+        </w:tabs>
+        <w:ind w:left="720" w:hanging="360"/>
+      </w:pPr>
+    </w:lvl>
+    <w:lvl w:ilvl="1" w:tentative="1">
+      <w:start w:val="1"/>
+      <w:numFmt w:val="decimal"/>
+      <w:lvlText w:val="%2."/>
+      <w:lvlJc w:val="left"/>
+      <w:pPr>
+        <w:tabs>
+          <w:tab w:val="num" w:pos="1440"/>
+        </w:tabs>
+        <w:ind w:left="1440" w:hanging="360"/>
+      </w:pPr>
+    </w:lvl>
+    <w:lvl w:ilvl="2" w:tentative="1">
+      <w:start w:val="1"/>
+      <w:numFmt w:val="decimal"/>
+      <w:lvlText w:val="%3."/>
+      <w:lvlJc w:val="left"/>
+      <w:pPr>
+        <w:tabs>
+          <w:tab w:val="num" w:pos="2160"/>
+        </w:tabs>
+        <w:ind w:left="2160" w:hanging="360"/>
+      </w:pPr>
+    </w:lvl>
+    <w:lvl w:ilvl="3" w:tentative="1">
+      <w:start w:val="1"/>
+      <w:numFmt w:val="decimal"/>
+      <w:lvlText w:val="%4."/>
+      <w:lvlJc w:val="left"/>
+      <w:pPr>
+        <w:tabs>
+          <w:tab w:val="num" w:pos="2880"/>
+        </w:tabs>
+        <w:ind w:left="2880" w:hanging="360"/>
+      </w:pPr>
+    </w:lvl>
+    <w:lvl w:ilvl="4" w:tentative="1">
+      <w:start w:val="1"/>
+      <w:numFmt w:val="decimal"/>
+      <w:lvlText w:val="%5."/>
+      <w:lvlJc w:val="left"/>
+      <w:pPr>
+        <w:tabs>
+          <w:tab w:val="num" w:pos="3600"/>
+        </w:tabs>
+        <w:ind w:left="3600" w:hanging="360"/>
+      </w:pPr>
+    </w:lvl>
+    <w:lvl w:ilvl="5" w:tentative="1">
+      <w:start w:val="1"/>
+      <w:numFmt w:val="decimal"/>
+      <w:lvlText w:val="%6."/>
+      <w:lvlJc w:val="left"/>
+      <w:pPr>
+        <w:tabs>
+          <w:tab w:val="num" w:pos="4320"/>
+        </w:tabs>
+        <w:ind w:left="4320" w:hanging="360"/>
+      </w:pPr>
+    </w:lvl>
+    <w:lvl w:ilvl="6" w:tentative="1">
+      <w:start w:val="1"/>
+      <w:numFmt w:val="decimal"/>
+      <w:lvlText w:val="%7."/>
+      <w:lvlJc w:val="left"/>
+      <w:pPr>
+        <w:tabs>
+          <w:tab w:val="num" w:pos="5040"/>
+        </w:tabs>
+        <w:ind w:left="5040" w:hanging="360"/>
+      </w:pPr>
+    </w:lvl>
+    <w:lvl w:ilvl="7" w:tentative="1">
+      <w:start w:val="1"/>
+      <w:numFmt w:val="decimal"/>
+      <w:lvlText w:val="%8."/>
+      <w:lvlJc w:val="left"/>
+      <w:pPr>
+        <w:tabs>
+          <w:tab w:val="num" w:pos="5760"/>
+        </w:tabs>
+        <w:ind w:left="5760" w:hanging="360"/>
+      </w:pPr>
+    </w:lvl>
+    <w:lvl w:ilvl="8" w:tentative="1">
+      <w:start w:val="1"/>
+      <w:numFmt w:val="decimal"/>
+      <w:lvlText w:val="%9."/>
+      <w:lvlJc w:val="left"/>
+      <w:pPr>
+        <w:tabs>
+          <w:tab w:val="num" w:pos="6480"/>
+        </w:tabs>
+        <w:ind w:left="6480" w:hanging="360"/>
+      </w:pPr>
+    </w:lvl>
+  </w:abstractNum>
+  <w:abstractNum w:abstractNumId="4" w15:restartNumberingAfterBreak="0">
+    <w:nsid w:val="5B563B6E"/>
+    <w:multiLevelType w:val="multilevel"/>
+    <w:tmpl w:val="3540313C"/>
+    <w:lvl w:ilvl="0">
+      <w:start w:val="1"/>
+      <w:numFmt w:val="decimal"/>
+      <w:lvlText w:val="%1."/>
+      <w:lvlJc w:val="left"/>
+      <w:pPr>
+        <w:tabs>
+          <w:tab w:val="num" w:pos="720"/>
+        </w:tabs>
+        <w:ind w:left="720" w:hanging="360"/>
+      </w:pPr>
+    </w:lvl>
+    <w:lvl w:ilvl="1" w:tentative="1">
+      <w:start w:val="1"/>
+      <w:numFmt w:val="decimal"/>
+      <w:lvlText w:val="%2."/>
+      <w:lvlJc w:val="left"/>
+      <w:pPr>
+        <w:tabs>
+          <w:tab w:val="num" w:pos="1440"/>
+        </w:tabs>
+        <w:ind w:left="1440" w:hanging="360"/>
+      </w:pPr>
+    </w:lvl>
+    <w:lvl w:ilvl="2" w:tentative="1">
+      <w:start w:val="1"/>
+      <w:numFmt w:val="decimal"/>
+      <w:lvlText w:val="%3."/>
+      <w:lvlJc w:val="left"/>
+      <w:pPr>
+        <w:tabs>
+          <w:tab w:val="num" w:pos="2160"/>
+        </w:tabs>
+        <w:ind w:left="2160" w:hanging="360"/>
+      </w:pPr>
+    </w:lvl>
+    <w:lvl w:ilvl="3" w:tentative="1">
+      <w:start w:val="1"/>
+      <w:numFmt w:val="decimal"/>
+      <w:lvlText w:val="%4."/>
+      <w:lvlJc w:val="left"/>
+      <w:pPr>
+        <w:tabs>
+          <w:tab w:val="num" w:pos="2880"/>
+        </w:tabs>
+        <w:ind w:left="2880" w:hanging="360"/>
+      </w:pPr>
+    </w:lvl>
+    <w:lvl w:ilvl="4" w:tentative="1">
+      <w:start w:val="1"/>
+      <w:numFmt w:val="decimal"/>
+      <w:lvlText w:val="%5."/>
+      <w:lvlJc w:val="left"/>
+      <w:pPr>
+        <w:tabs>
+          <w:tab w:val="num" w:pos="3600"/>
+        </w:tabs>
+        <w:ind w:left="3600" w:hanging="360"/>
+      </w:pPr>
+    </w:lvl>
+    <w:lvl w:ilvl="5" w:tentative="1">
+      <w:start w:val="1"/>
+      <w:numFmt w:val="decimal"/>
+      <w:lvlText w:val="%6."/>
+      <w:lvlJc w:val="left"/>
+      <w:pPr>
+        <w:tabs>
+          <w:tab w:val="num" w:pos="4320"/>
+        </w:tabs>
+        <w:ind w:left="4320" w:hanging="360"/>
+      </w:pPr>
+    </w:lvl>
+    <w:lvl w:ilvl="6" w:tentative="1">
+      <w:start w:val="1"/>
+      <w:numFmt w:val="decimal"/>
+      <w:lvlText w:val="%7."/>
+      <w:lvlJc w:val="left"/>
+      <w:pPr>
+        <w:tabs>
+          <w:tab w:val="num" w:pos="5040"/>
+        </w:tabs>
+        <w:ind w:left="5040" w:hanging="360"/>
+      </w:pPr>
+    </w:lvl>
+    <w:lvl w:ilvl="7" w:tentative="1">
+      <w:start w:val="1"/>
+      <w:numFmt w:val="decimal"/>
+      <w:lvlText w:val="%8."/>
+      <w:lvlJc w:val="left"/>
+      <w:pPr>
+        <w:tabs>
+          <w:tab w:val="num" w:pos="5760"/>
+        </w:tabs>
+        <w:ind w:left="5760" w:hanging="360"/>
+      </w:pPr>
+    </w:lvl>
+    <w:lvl w:ilvl="8" w:tentative="1">
+      <w:start w:val="1"/>
+      <w:numFmt w:val="decimal"/>
+      <w:lvlText w:val="%9."/>
+      <w:lvlJc w:val="left"/>
+      <w:pPr>
+        <w:tabs>
+          <w:tab w:val="num" w:pos="6480"/>
+        </w:tabs>
+        <w:ind w:left="6480" w:hanging="360"/>
+      </w:pPr>
+    </w:lvl>
+  </w:abstractNum>
+  <w:num w:numId="1">
+    <w:abstractNumId w:val="0"/>
+  </w:num>
+  <w:num w:numId="2">
+    <w:abstractNumId w:val="4"/>
+  </w:num>
+  <w:num w:numId="3">
+    <w:abstractNumId w:val="1"/>
+  </w:num>
+  <w:num w:numId="4">
+    <w:abstractNumId w:val="3"/>
+  </w:num>
+  <w:num w:numId="5">
+    <w:abstractNumId w:val="2"/>
+  </w:num>
+</w:numbering>
 </file>
 
 <file path=word/styles.xml><?xml version="1.0" encoding="utf-8"?>
@@ -629,6 +2889,26 @@
     <w:name w:val="Normal"/>
     <w:qFormat/>
   </w:style>
+  <w:style w:type="paragraph" w:styleId="Cmsor2">
+    <w:name w:val="heading 2"/>
+    <w:basedOn w:val="Norml"/>
+    <w:link w:val="Cmsor2Char"/>
+    <w:uiPriority w:val="9"/>
+    <w:qFormat/>
+    <w:rsid w:val="00475353"/>
+    <w:pPr>
+      <w:spacing w:before="100" w:beforeAutospacing="1" w:after="100" w:afterAutospacing="1" w:line="240" w:lineRule="auto"/>
+      <w:outlineLvl w:val="1"/>
+    </w:pPr>
+    <w:rPr>
+      <w:rFonts w:ascii="Times New Roman" w:eastAsia="Times New Roman" w:hAnsi="Times New Roman" w:cs="Times New Roman"/>
+      <w:b/>
+      <w:bCs/>
+      <w:sz w:val="36"/>
+      <w:szCs w:val="36"/>
+      <w:lang w:eastAsia="hu-HU"/>
+    </w:rPr>
+  </w:style>
   <w:style w:type="character" w:default="1" w:styleId="Bekezdsalapbettpusa">
     <w:name w:val="Default Paragraph Font"/>
     <w:uiPriority w:val="1"/>
@@ -655,6 +2935,187 @@
     <w:uiPriority w:val="99"/>
     <w:semiHidden/>
     <w:unhideWhenUsed/>
+  </w:style>
+  <w:style w:type="paragraph" w:styleId="NormlWeb">
+    <w:name w:val="Normal (Web)"/>
+    <w:basedOn w:val="Norml"/>
+    <w:uiPriority w:val="99"/>
+    <w:semiHidden/>
+    <w:unhideWhenUsed/>
+    <w:rsid w:val="000C6A92"/>
+    <w:pPr>
+      <w:spacing w:before="100" w:beforeAutospacing="1" w:after="100" w:afterAutospacing="1" w:line="240" w:lineRule="auto"/>
+    </w:pPr>
+    <w:rPr>
+      <w:rFonts w:ascii="Times New Roman" w:eastAsia="Times New Roman" w:hAnsi="Times New Roman" w:cs="Times New Roman"/>
+      <w:sz w:val="24"/>
+      <w:szCs w:val="24"/>
+      <w:lang w:eastAsia="hu-HU"/>
+    </w:rPr>
+  </w:style>
+  <w:style w:type="character" w:styleId="HTML-kd">
+    <w:name w:val="HTML Code"/>
+    <w:basedOn w:val="Bekezdsalapbettpusa"/>
+    <w:uiPriority w:val="99"/>
+    <w:semiHidden/>
+    <w:unhideWhenUsed/>
+    <w:rsid w:val="000C6A92"/>
+    <w:rPr>
+      <w:rFonts w:ascii="Courier New" w:eastAsia="Times New Roman" w:hAnsi="Courier New" w:cs="Courier New"/>
+      <w:sz w:val="20"/>
+      <w:szCs w:val="20"/>
+    </w:rPr>
+  </w:style>
+  <w:style w:type="character" w:customStyle="1" w:styleId="Cmsor2Char">
+    <w:name w:val="Címsor 2 Char"/>
+    <w:basedOn w:val="Bekezdsalapbettpusa"/>
+    <w:link w:val="Cmsor2"/>
+    <w:uiPriority w:val="9"/>
+    <w:rsid w:val="00475353"/>
+    <w:rPr>
+      <w:rFonts w:ascii="Times New Roman" w:eastAsia="Times New Roman" w:hAnsi="Times New Roman" w:cs="Times New Roman"/>
+      <w:b/>
+      <w:bCs/>
+      <w:sz w:val="36"/>
+      <w:szCs w:val="36"/>
+      <w:lang w:eastAsia="hu-HU"/>
+    </w:rPr>
+  </w:style>
+  <w:style w:type="character" w:customStyle="1" w:styleId="ng-tns-c2644191656-433">
+    <w:name w:val="ng-tns-c2644191656-433"/>
+    <w:basedOn w:val="Bekezdsalapbettpusa"/>
+    <w:rsid w:val="00475353"/>
+  </w:style>
+  <w:style w:type="paragraph" w:styleId="HTML-kntformzott">
+    <w:name w:val="HTML Preformatted"/>
+    <w:basedOn w:val="Norml"/>
+    <w:link w:val="HTML-kntformzottChar"/>
+    <w:uiPriority w:val="99"/>
+    <w:semiHidden/>
+    <w:unhideWhenUsed/>
+    <w:rsid w:val="00475353"/>
+    <w:pPr>
+      <w:tabs>
+        <w:tab w:val="left" w:pos="916"/>
+        <w:tab w:val="left" w:pos="1832"/>
+        <w:tab w:val="left" w:pos="2748"/>
+        <w:tab w:val="left" w:pos="3664"/>
+        <w:tab w:val="left" w:pos="4580"/>
+        <w:tab w:val="left" w:pos="5496"/>
+        <w:tab w:val="left" w:pos="6412"/>
+        <w:tab w:val="left" w:pos="7328"/>
+        <w:tab w:val="left" w:pos="8244"/>
+        <w:tab w:val="left" w:pos="9160"/>
+        <w:tab w:val="left" w:pos="10076"/>
+        <w:tab w:val="left" w:pos="10992"/>
+        <w:tab w:val="left" w:pos="11908"/>
+        <w:tab w:val="left" w:pos="12824"/>
+        <w:tab w:val="left" w:pos="13740"/>
+        <w:tab w:val="left" w:pos="14656"/>
+      </w:tabs>
+      <w:spacing w:after="0" w:line="240" w:lineRule="auto"/>
+    </w:pPr>
+    <w:rPr>
+      <w:rFonts w:ascii="Courier New" w:eastAsia="Times New Roman" w:hAnsi="Courier New" w:cs="Courier New"/>
+      <w:sz w:val="20"/>
+      <w:szCs w:val="20"/>
+      <w:lang w:eastAsia="hu-HU"/>
+    </w:rPr>
+  </w:style>
+  <w:style w:type="character" w:customStyle="1" w:styleId="HTML-kntformzottChar">
+    <w:name w:val="HTML-ként formázott Char"/>
+    <w:basedOn w:val="Bekezdsalapbettpusa"/>
+    <w:link w:val="HTML-kntformzott"/>
+    <w:uiPriority w:val="99"/>
+    <w:semiHidden/>
+    <w:rsid w:val="00475353"/>
+    <w:rPr>
+      <w:rFonts w:ascii="Courier New" w:eastAsia="Times New Roman" w:hAnsi="Courier New" w:cs="Courier New"/>
+      <w:sz w:val="20"/>
+      <w:szCs w:val="20"/>
+      <w:lang w:eastAsia="hu-HU"/>
+    </w:rPr>
+  </w:style>
+  <w:style w:type="character" w:customStyle="1" w:styleId="hljs-string">
+    <w:name w:val="hljs-string"/>
+    <w:basedOn w:val="Bekezdsalapbettpusa"/>
+    <w:rsid w:val="00475353"/>
+  </w:style>
+  <w:style w:type="character" w:customStyle="1" w:styleId="ng-tns-c2644191656-434">
+    <w:name w:val="ng-tns-c2644191656-434"/>
+    <w:basedOn w:val="Bekezdsalapbettpusa"/>
+    <w:rsid w:val="00475353"/>
+  </w:style>
+  <w:style w:type="character" w:customStyle="1" w:styleId="hljs-builtin">
+    <w:name w:val="hljs-built_in"/>
+    <w:basedOn w:val="Bekezdsalapbettpusa"/>
+    <w:rsid w:val="00475353"/>
+  </w:style>
+  <w:style w:type="character" w:customStyle="1" w:styleId="hljs-comment">
+    <w:name w:val="hljs-comment"/>
+    <w:basedOn w:val="Bekezdsalapbettpusa"/>
+    <w:rsid w:val="00475353"/>
+  </w:style>
+  <w:style w:type="character" w:customStyle="1" w:styleId="ng-tns-c2644191656-435">
+    <w:name w:val="ng-tns-c2644191656-435"/>
+    <w:basedOn w:val="Bekezdsalapbettpusa"/>
+    <w:rsid w:val="00475353"/>
+  </w:style>
+  <w:style w:type="character" w:customStyle="1" w:styleId="ng-tns-c2644191656-436">
+    <w:name w:val="ng-tns-c2644191656-436"/>
+    <w:basedOn w:val="Bekezdsalapbettpusa"/>
+    <w:rsid w:val="00475353"/>
+  </w:style>
+  <w:style w:type="character" w:customStyle="1" w:styleId="ng-tns-c2644191656-708">
+    <w:name w:val="ng-tns-c2644191656-708"/>
+    <w:basedOn w:val="Bekezdsalapbettpusa"/>
+    <w:rsid w:val="0046343A"/>
+  </w:style>
+  <w:style w:type="character" w:customStyle="1" w:styleId="ng-tns-c2644191656-709">
+    <w:name w:val="ng-tns-c2644191656-709"/>
+    <w:basedOn w:val="Bekezdsalapbettpusa"/>
+    <w:rsid w:val="0046343A"/>
+  </w:style>
+  <w:style w:type="character" w:customStyle="1" w:styleId="ng-tns-c2644191656-710">
+    <w:name w:val="ng-tns-c2644191656-710"/>
+    <w:basedOn w:val="Bekezdsalapbettpusa"/>
+    <w:rsid w:val="0046343A"/>
+  </w:style>
+  <w:style w:type="character" w:customStyle="1" w:styleId="hljs-literal">
+    <w:name w:val="hljs-literal"/>
+    <w:basedOn w:val="Bekezdsalapbettpusa"/>
+    <w:rsid w:val="0046343A"/>
+  </w:style>
+  <w:style w:type="character" w:customStyle="1" w:styleId="ng-tns-c2644191656-711">
+    <w:name w:val="ng-tns-c2644191656-711"/>
+    <w:basedOn w:val="Bekezdsalapbettpusa"/>
+    <w:rsid w:val="0046343A"/>
+  </w:style>
+  <w:style w:type="character" w:customStyle="1" w:styleId="ng-tns-c2644191656-807">
+    <w:name w:val="ng-tns-c2644191656-807"/>
+    <w:basedOn w:val="Bekezdsalapbettpusa"/>
+    <w:rsid w:val="00F87880"/>
+  </w:style>
+  <w:style w:type="character" w:customStyle="1" w:styleId="ng-tns-c2644191656-808">
+    <w:name w:val="ng-tns-c2644191656-808"/>
+    <w:basedOn w:val="Bekezdsalapbettpusa"/>
+    <w:rsid w:val="00F87880"/>
+  </w:style>
+  <w:style w:type="character" w:customStyle="1" w:styleId="ng-tns-c2644191656-809">
+    <w:name w:val="ng-tns-c2644191656-809"/>
+    <w:basedOn w:val="Bekezdsalapbettpusa"/>
+    <w:rsid w:val="00F87880"/>
+  </w:style>
+  <w:style w:type="character" w:styleId="Hiperhivatkozs">
+    <w:name w:val="Hyperlink"/>
+    <w:basedOn w:val="Bekezdsalapbettpusa"/>
+    <w:uiPriority w:val="99"/>
+    <w:unhideWhenUsed/>
+    <w:rsid w:val="00734D59"/>
+    <w:rPr>
+      <w:color w:val="0563C1" w:themeColor="hyperlink"/>
+      <w:u w:val="single"/>
+    </w:rPr>
   </w:style>
 </w:styles>
 </file>
